--- a/folding-camping-shovel/resources/teacher/Folding-Camping-Shovel-40-Period-Teaching-Program-v2.1-Network-Benchmark.docx
+++ b/folding-camping-shovel/resources/teacher/Folding-Camping-Shovel-40-Period-Teaching-Program-v2.1-Network-Benchmark.docx
@@ -1,6 +1,6 @@
 
 <file path=word/document.xml><?xml version="1.0" encoding="utf-8"?>
-<w:document xmlns:wpc="http://schemas.microsoft.com/office/word/2010/wordprocessingCanvas" xmlns:mo="http://schemas.microsoft.com/office/mac/office/2008/main" xmlns:mc="http://schemas.openxmlformats.org/markup-compatibility/2006" xmlns:mv="urn:schemas-microsoft-com:mac:vml" xmlns:o="urn:schemas-microsoft-com:office:office" xmlns:r="http://schemas.openxmlformats.org/officeDocument/2006/relationships" xmlns:m="http://schemas.openxmlformats.org/officeDocument/2006/math" xmlns:v="urn:schemas-microsoft-com:vml" xmlns:wp14="http://schemas.microsoft.com/office/word/2010/wordprocessingDrawing" xmlns:wp="http://schemas.openxmlformats.org/drawingml/2006/wordprocessingDrawing" xmlns:w10="urn:schemas-microsoft-com:office:word" xmlns:w="http://schemas.openxmlformats.org/wordprocessingml/2006/main" xmlns:w14="http://schemas.microsoft.com/office/word/2010/wordml" xmlns:wpg="http://schemas.microsoft.com/office/word/2010/wordprocessingGroup" xmlns:wpi="http://schemas.microsoft.com/office/word/2010/wordprocessingInk" xmlns:wne="http://schemas.microsoft.com/office/word/2006/wordml" xmlns:wps="http://schemas.microsoft.com/office/word/2010/wordprocessingShape" mc:Ignorable="w14 wp14">
+<w:document xmlns:wp14="http://schemas.microsoft.com/office/word/2010/wordprocessingDrawing" xmlns:w14="http://schemas.microsoft.com/office/word/2010/wordml" xmlns:w="http://schemas.openxmlformats.org/wordprocessingml/2006/main" xmlns:mc="http://schemas.openxmlformats.org/markup-compatibility/2006" xmlns:r="http://schemas.openxmlformats.org/officeDocument/2006/relationships" mc:Ignorable="w14 wp14">
   <w:body>
     <w:p>
       <w:pPr>
@@ -1323,13 +1323,9 @@
       </w:tr>
     </w:tbl>
     <w:p>
-      <w:r>
-        <w:br w:type="page"/>
-      </w:r>
-    </w:p>
-    <w:p>
       <w:pPr>
         <w:spacing w:after="60"/>
+        <w:pageBreakBefore/>
       </w:pPr>
       <w:r>
         <w:rPr>
@@ -1514,7 +1510,7 @@
                 <w:rFonts w:ascii="Arial" w:hAnsi="Arial"/>
                 <w:b/>
                 <w:color w:val="25342D"/>
-                <w:sz w:val="16"/>
+                <w:sz w:val="19"/>
               </w:rPr>
               <w:t>1</w:t>
             </w:r>
@@ -1536,7 +1532,7 @@
                 <w:rFonts w:ascii="Arial" w:hAnsi="Arial"/>
                 <w:b/>
                 <w:color w:val="25342D"/>
-                <w:sz w:val="16"/>
+                <w:sz w:val="19"/>
               </w:rPr>
               <w:t>Site/theory</w:t>
             </w:r>
@@ -1558,7 +1554,7 @@
                 <w:rFonts w:ascii="Arial" w:hAnsi="Arial"/>
                 <w:b w:val="0"/>
                 <w:color w:val="25342D"/>
-                <w:sz w:val="15"/>
+                <w:sz w:val="19"/>
               </w:rPr>
               <w:t>Module 1: Brief, modifications and job planning</w:t>
             </w:r>
@@ -1579,7 +1575,7 @@
               <w:rPr>
                 <w:rFonts w:ascii="Arial" w:hAnsi="Arial"/>
                 <w:color w:val="25342D"/>
-                <w:sz w:val="16"/>
+                <w:sz w:val="19"/>
               </w:rPr>
               <w:t>Read and discuss the named website theory: Reading the folding-shovel system through its drawings; WMS planning for a multi-process product. Complete the linked knowledge check and record a short application response.</w:t>
             </w:r>
@@ -1594,7 +1590,7 @@
                   <w:color w:val="17583F"/>
                   <w:b/>
                   <w:rFonts w:ascii="Arial" w:hAnsi="Arial"/>
-                  <w:sz w:val="15"/>
+                  <w:sz w:val="19"/>
                 </w:rPr>
                 <w:t>Theory: Reading the folding-shovel system through its drawings</w:t>
               </w:r>
@@ -1610,7 +1606,7 @@
                   <w:color w:val="17583F"/>
                   <w:b/>
                   <w:rFonts w:ascii="Arial" w:hAnsi="Arial"/>
-                  <w:sz w:val="15"/>
+                  <w:sz w:val="19"/>
                 </w:rPr>
                 <w:t>Theory: WMS planning for a multi-process product</w:t>
               </w:r>
@@ -1626,7 +1622,7 @@
                   <w:color w:val="17583F"/>
                   <w:b/>
                   <w:rFonts w:ascii="Arial" w:hAnsi="Arial"/>
-                  <w:sz w:val="15"/>
+                  <w:sz w:val="19"/>
                 </w:rPr>
                 <w:t>Knowledge check: Brief, modifications and job planning</w:t>
               </w:r>
@@ -1642,7 +1638,7 @@
                   <w:color w:val="17583F"/>
                   <w:b/>
                   <w:rFonts w:ascii="Arial" w:hAnsi="Arial"/>
-                  <w:sz w:val="15"/>
+                  <w:sz w:val="19"/>
                 </w:rPr>
                 <w:t>Syllabus learning</w:t>
               </w:r>
@@ -1664,7 +1660,7 @@
               <w:rPr>
                 <w:rFonts w:ascii="Arial" w:hAnsi="Arial"/>
                 <w:color w:val="25342D"/>
-                <w:sz w:val="15"/>
+                <w:sz w:val="19"/>
               </w:rPr>
               <w:t>Outline the principles of risk management and implement risk-reduction procedures</w:t>
             </w:r>
@@ -1677,7 +1673,7 @@
                   <w:color w:val="17583F"/>
                   <w:b/>
                   <w:rFonts w:ascii="Arial" w:hAnsi="Arial"/>
-                  <w:sz w:val="14"/>
+                  <w:sz w:val="19"/>
                 </w:rPr>
                 <w:t>Official content</w:t>
               </w:r>
@@ -1692,7 +1688,7 @@
                 <w:rFonts w:ascii="Arial" w:hAnsi="Arial"/>
                 <w:b/>
                 <w:color w:val="25342D"/>
-                <w:sz w:val="15"/>
+                <w:sz w:val="19"/>
               </w:rPr>
               <w:t>Describe first aid procedures and outline the procedure to follow after particular incidents</w:t>
             </w:r>
@@ -1705,7 +1701,7 @@
                   <w:color w:val="17583F"/>
                   <w:b/>
                   <w:rFonts w:ascii="Arial" w:hAnsi="Arial"/>
-                  <w:sz w:val="14"/>
+                  <w:sz w:val="19"/>
                 </w:rPr>
                 <w:t>Official content</w:t>
               </w:r>
@@ -1720,7 +1716,7 @@
                 <w:rFonts w:ascii="Arial" w:hAnsi="Arial"/>
                 <w:b/>
                 <w:color w:val="25342D"/>
-                <w:sz w:val="15"/>
+                <w:sz w:val="19"/>
               </w:rPr>
               <w:t>Describe new and emerging technologies and their influence on the metal industry</w:t>
             </w:r>
@@ -1733,7 +1729,7 @@
                   <w:color w:val="17583F"/>
                   <w:b/>
                   <w:rFonts w:ascii="Arial" w:hAnsi="Arial"/>
-                  <w:sz w:val="14"/>
+                  <w:sz w:val="19"/>
                 </w:rPr>
                 <w:t>Official content</w:t>
               </w:r>
@@ -1747,7 +1743,7 @@
               <w:rPr>
                 <w:rFonts w:ascii="Arial" w:hAnsi="Arial"/>
                 <w:color w:val="25342D"/>
-                <w:sz w:val="15"/>
+                <w:sz w:val="19"/>
               </w:rPr>
               <w:t>Use subject-specific terminology to communicate industrial technology concepts</w:t>
             </w:r>
@@ -1760,7 +1756,7 @@
                   <w:color w:val="17583F"/>
                   <w:b/>
                   <w:rFonts w:ascii="Arial" w:hAnsi="Arial"/>
-                  <w:sz w:val="14"/>
+                  <w:sz w:val="19"/>
                 </w:rPr>
                 <w:t>Official content</w:t>
               </w:r>
@@ -1775,7 +1771,7 @@
                 <w:rFonts w:ascii="Arial" w:hAnsi="Arial"/>
                 <w:b/>
                 <w:color w:val="17583F"/>
-                <w:sz w:val="14"/>
+                <w:sz w:val="19"/>
               </w:rPr>
               <w:t>INT5-COM-01, INT5-ENV-01, INT5-SAF-01, INT5-USE-01, INT5-IND-01</w:t>
             </w:r>
@@ -1797,7 +1793,7 @@
                 <w:rFonts w:ascii="Arial" w:hAnsi="Arial"/>
                 <w:b w:val="0"/>
                 <w:color w:val="25342D"/>
-                <w:sz w:val="15"/>
+                <w:sz w:val="19"/>
               </w:rPr>
               <w:t>Named theory/check record — Module 1: Reading the folding-shovel system through its drawings; WMS planning for a multi-process product</w:t>
               <w:br/>
@@ -1827,7 +1823,7 @@
                 <w:rFonts w:ascii="Arial" w:hAnsi="Arial"/>
                 <w:b/>
                 <w:color w:val="25342D"/>
-                <w:sz w:val="16"/>
+                <w:sz w:val="19"/>
               </w:rPr>
               <w:t>2</w:t>
             </w:r>
@@ -1849,7 +1845,7 @@
                 <w:rFonts w:ascii="Arial" w:hAnsi="Arial"/>
                 <w:b/>
                 <w:color w:val="25342D"/>
-                <w:sz w:val="16"/>
+                <w:sz w:val="19"/>
               </w:rPr>
               <w:t>Project/folio</w:t>
             </w:r>
@@ -1871,7 +1867,7 @@
                 <w:rFonts w:ascii="Arial" w:hAnsi="Arial"/>
                 <w:b w:val="0"/>
                 <w:color w:val="25342D"/>
-                <w:sz w:val="15"/>
+                <w:sz w:val="19"/>
               </w:rPr>
               <w:t>Module 1: folio and project decisions</w:t>
             </w:r>
@@ -1892,7 +1888,7 @@
               <w:rPr>
                 <w:rFonts w:ascii="Arial" w:hAnsi="Arial"/>
                 <w:color w:val="25342D"/>
-                <w:sz w:val="16"/>
+                <w:sz w:val="19"/>
               </w:rPr>
               <w:t>Apply Module 1 learning to the current approved project. Update the folio with the relevant decision, supporting evidence, quality check and next step.</w:t>
             </w:r>
@@ -1907,7 +1903,7 @@
                   <w:color w:val="17583F"/>
                   <w:b/>
                   <w:rFonts w:ascii="Arial" w:hAnsi="Arial"/>
-                  <w:sz w:val="15"/>
+                  <w:sz w:val="19"/>
                 </w:rPr>
                 <w:t>Project folio: checkpoint 1</w:t>
               </w:r>
@@ -1923,7 +1919,7 @@
                   <w:color w:val="17583F"/>
                   <w:b/>
                   <w:rFonts w:ascii="Arial" w:hAnsi="Arial"/>
-                  <w:sz w:val="15"/>
+                  <w:sz w:val="19"/>
                 </w:rPr>
                 <w:t>Project folio</w:t>
               </w:r>
@@ -1946,7 +1942,7 @@
                 <w:rFonts w:ascii="Arial" w:hAnsi="Arial"/>
                 <w:b/>
                 <w:color w:val="25342D"/>
-                <w:sz w:val="15"/>
+                <w:sz w:val="19"/>
               </w:rPr>
               <w:t>Use Australian regulations, standards and codes of practice when designing and producing</w:t>
             </w:r>
@@ -1959,7 +1955,7 @@
                   <w:color w:val="17583F"/>
                   <w:b/>
                   <w:rFonts w:ascii="Arial" w:hAnsi="Arial"/>
-                  <w:sz w:val="14"/>
+                  <w:sz w:val="19"/>
                 </w:rPr>
                 <w:t>Official content</w:t>
               </w:r>
@@ -1973,7 +1969,7 @@
               <w:rPr>
                 <w:rFonts w:ascii="Arial" w:hAnsi="Arial"/>
                 <w:color w:val="25342D"/>
-                <w:sz w:val="15"/>
+                <w:sz w:val="19"/>
               </w:rPr>
               <w:t>Create written texts to document, reflect on and evaluate project development, production and management…</w:t>
             </w:r>
@@ -1986,7 +1982,7 @@
                   <w:color w:val="17583F"/>
                   <w:b/>
                   <w:rFonts w:ascii="Arial" w:hAnsi="Arial"/>
-                  <w:sz w:val="14"/>
+                  <w:sz w:val="19"/>
                 </w:rPr>
                 <w:t>Official content</w:t>
               </w:r>
@@ -2001,7 +1997,7 @@
                 <w:rFonts w:ascii="Arial" w:hAnsi="Arial"/>
                 <w:b/>
                 <w:color w:val="17583F"/>
-                <w:sz w:val="14"/>
+                <w:sz w:val="19"/>
               </w:rPr>
               <w:t>INT5-COM-01, INT5-DES-01, INT5-EVL-01</w:t>
             </w:r>
@@ -2023,7 +2019,7 @@
                 <w:rFonts w:ascii="Arial" w:hAnsi="Arial"/>
                 <w:b w:val="0"/>
                 <w:color w:val="25342D"/>
-                <w:sz w:val="15"/>
+                <w:sz w:val="19"/>
               </w:rPr>
               <w:t>Folio checkpoint 1 — Module 1 decision, supporting evidence and teacher feedback</w:t>
               <w:br/>
@@ -2053,7 +2049,7 @@
                 <w:rFonts w:ascii="Arial" w:hAnsi="Arial"/>
                 <w:b/>
                 <w:color w:val="25342D"/>
-                <w:sz w:val="16"/>
+                <w:sz w:val="19"/>
               </w:rPr>
               <w:t>3</w:t>
             </w:r>
@@ -2075,7 +2071,7 @@
                 <w:rFonts w:ascii="Arial" w:hAnsi="Arial"/>
                 <w:b/>
                 <w:color w:val="25342D"/>
-                <w:sz w:val="16"/>
+                <w:sz w:val="19"/>
               </w:rPr>
               <w:t>Practical</w:t>
             </w:r>
@@ -2097,7 +2093,7 @@
                 <w:rFonts w:ascii="Arial" w:hAnsi="Arial"/>
                 <w:b w:val="0"/>
                 <w:color w:val="25342D"/>
-                <w:sz w:val="15"/>
+                <w:sz w:val="19"/>
               </w:rPr>
               <w:t>Select and use appropriate metal and metal profiles for specific…</w:t>
             </w:r>
@@ -2118,7 +2114,7 @@
               <w:rPr>
                 <w:rFonts w:ascii="Arial" w:hAnsi="Arial"/>
                 <w:color w:val="25342D"/>
-                <w:sz w:val="16"/>
+                <w:sz w:val="19"/>
               </w:rPr>
               <w:t>Confirm the current teacher-issued plan, hazards, controls, setup, permission and quality hold point. Complete only the demonstrated production stage.</w:t>
             </w:r>
@@ -2133,7 +2129,7 @@
                   <w:color w:val="17583F"/>
                   <w:b/>
                   <w:rFonts w:ascii="Arial" w:hAnsi="Arial"/>
-                  <w:sz w:val="15"/>
+                  <w:sz w:val="19"/>
                 </w:rPr>
                 <w:t>Approved project plan and production evidence</w:t>
               </w:r>
@@ -2149,7 +2145,7 @@
                   <w:color w:val="17583F"/>
                   <w:b/>
                   <w:rFonts w:ascii="Arial" w:hAnsi="Arial"/>
-                  <w:sz w:val="15"/>
+                  <w:sz w:val="19"/>
                 </w:rPr>
                 <w:t>Project production evidence</w:t>
               </w:r>
@@ -2171,7 +2167,7 @@
               <w:rPr>
                 <w:rFonts w:ascii="Arial" w:hAnsi="Arial"/>
                 <w:color w:val="25342D"/>
-                <w:sz w:val="15"/>
+                <w:sz w:val="19"/>
               </w:rPr>
               <w:t>Demonstrate safe workshop practices and procedures when using materials, tools and equipment in metal projects</w:t>
             </w:r>
@@ -2184,7 +2180,7 @@
                   <w:color w:val="17583F"/>
                   <w:b/>
                   <w:rFonts w:ascii="Arial" w:hAnsi="Arial"/>
-                  <w:sz w:val="14"/>
+                  <w:sz w:val="19"/>
                 </w:rPr>
                 <w:t>Official content</w:t>
               </w:r>
@@ -2199,7 +2195,7 @@
                 <w:rFonts w:ascii="Arial" w:hAnsi="Arial"/>
                 <w:b/>
                 <w:color w:val="25342D"/>
-                <w:sz w:val="15"/>
+                <w:sz w:val="19"/>
               </w:rPr>
               <w:t>Select and use appropriate metal and metal profiles for specific applications in the construction of metal…</w:t>
             </w:r>
@@ -2212,7 +2208,7 @@
                   <w:color w:val="17583F"/>
                   <w:b/>
                   <w:rFonts w:ascii="Arial" w:hAnsi="Arial"/>
-                  <w:sz w:val="14"/>
+                  <w:sz w:val="19"/>
                 </w:rPr>
                 <w:t>Official content</w:t>
               </w:r>
@@ -2227,7 +2223,7 @@
                 <w:rFonts w:ascii="Arial" w:hAnsi="Arial"/>
                 <w:b/>
                 <w:color w:val="17583F"/>
-                <w:sz w:val="14"/>
+                <w:sz w:val="19"/>
               </w:rPr>
               <w:t>INT5-SAF-01, INT5-USE-01, INT5-INP-01, INT5-PRO-01</w:t>
             </w:r>
@@ -2249,7 +2245,7 @@
                 <w:rFonts w:ascii="Arial" w:hAnsi="Arial"/>
                 <w:b w:val="0"/>
                 <w:color w:val="25342D"/>
-                <w:sz w:val="15"/>
+                <w:sz w:val="19"/>
               </w:rPr>
               <w:t>Select and use appropriate metal and metal profiles for specific… — teacher observation, checked result and saved evidence</w:t>
               <w:br/>
@@ -2279,7 +2275,7 @@
                 <w:rFonts w:ascii="Arial" w:hAnsi="Arial"/>
                 <w:b/>
                 <w:color w:val="25342D"/>
-                <w:sz w:val="16"/>
+                <w:sz w:val="19"/>
               </w:rPr>
               <w:t>4</w:t>
             </w:r>
@@ -2301,7 +2297,7 @@
                 <w:rFonts w:ascii="Arial" w:hAnsi="Arial"/>
                 <w:b/>
                 <w:color w:val="25342D"/>
-                <w:sz w:val="16"/>
+                <w:sz w:val="19"/>
               </w:rPr>
               <w:t>Practical</w:t>
             </w:r>
@@ -2323,7 +2319,7 @@
                 <w:rFonts w:ascii="Arial" w:hAnsi="Arial"/>
                 <w:b w:val="0"/>
                 <w:color w:val="25342D"/>
-                <w:sz w:val="15"/>
+                <w:sz w:val="19"/>
               </w:rPr>
               <w:t>Use and adjust appropriate hand tools, portable power tools or machines…</w:t>
             </w:r>
@@ -2344,7 +2340,7 @@
               <w:rPr>
                 <w:rFonts w:ascii="Arial" w:hAnsi="Arial"/>
                 <w:color w:val="25342D"/>
-                <w:sz w:val="16"/>
+                <w:sz w:val="19"/>
               </w:rPr>
               <w:t>Continue the current teacher-approved production stage. Follow the applicable demonstration, SOP and controls; check accuracy, fit, form or surface quality before continuing.</w:t>
             </w:r>
@@ -2359,7 +2355,7 @@
                   <w:color w:val="17583F"/>
                   <w:b/>
                   <w:rFonts w:ascii="Arial" w:hAnsi="Arial"/>
-                  <w:sz w:val="15"/>
+                  <w:sz w:val="19"/>
                 </w:rPr>
                 <w:t>Approved project plan and production evidence</w:t>
               </w:r>
@@ -2375,7 +2371,7 @@
                   <w:color w:val="17583F"/>
                   <w:b/>
                   <w:rFonts w:ascii="Arial" w:hAnsi="Arial"/>
-                  <w:sz w:val="15"/>
+                  <w:sz w:val="19"/>
                 </w:rPr>
                 <w:t>Project production evidence</w:t>
               </w:r>
@@ -2398,7 +2394,7 @@
                 <w:rFonts w:ascii="Arial" w:hAnsi="Arial"/>
                 <w:b/>
                 <w:color w:val="25342D"/>
-                <w:sz w:val="15"/>
+                <w:sz w:val="19"/>
               </w:rPr>
               <w:t>Use and adjust appropriate hand tools, portable power tools or machines for cutting, shaping, forming…</w:t>
             </w:r>
@@ -2411,7 +2407,7 @@
                   <w:color w:val="17583F"/>
                   <w:b/>
                   <w:rFonts w:ascii="Arial" w:hAnsi="Arial"/>
-                  <w:sz w:val="14"/>
+                  <w:sz w:val="19"/>
                 </w:rPr>
                 <w:t>Official content</w:t>
               </w:r>
@@ -2425,7 +2421,7 @@
               <w:rPr>
                 <w:rFonts w:ascii="Arial" w:hAnsi="Arial"/>
                 <w:color w:val="25342D"/>
-                <w:sz w:val="15"/>
+                <w:sz w:val="19"/>
               </w:rPr>
               <w:t>Demonstrate safe workshop practices and procedures when using materials, tools and equipment in metal projects</w:t>
             </w:r>
@@ -2438,7 +2434,7 @@
                   <w:color w:val="17583F"/>
                   <w:b/>
                   <w:rFonts w:ascii="Arial" w:hAnsi="Arial"/>
-                  <w:sz w:val="14"/>
+                  <w:sz w:val="19"/>
                 </w:rPr>
                 <w:t>Official content</w:t>
               </w:r>
@@ -2453,7 +2449,7 @@
                 <w:rFonts w:ascii="Arial" w:hAnsi="Arial"/>
                 <w:b/>
                 <w:color w:val="17583F"/>
-                <w:sz w:val="14"/>
+                <w:sz w:val="19"/>
               </w:rPr>
               <w:t>INT5-SAF-01, INT5-USE-01, INT5-INP-01, INT5-PRO-01</w:t>
             </w:r>
@@ -2475,7 +2471,7 @@
                 <w:rFonts w:ascii="Arial" w:hAnsi="Arial"/>
                 <w:b w:val="0"/>
                 <w:color w:val="25342D"/>
-                <w:sz w:val="15"/>
+                <w:sz w:val="19"/>
               </w:rPr>
               <w:t>Use and adjust appropriate hand tools, portable power tools or machines… — teacher observation, checked result and saved evidence</w:t>
               <w:br/>
@@ -2505,7 +2501,7 @@
                 <w:rFonts w:ascii="Arial" w:hAnsi="Arial"/>
                 <w:b/>
                 <w:color w:val="25342D"/>
-                <w:sz w:val="16"/>
+                <w:sz w:val="19"/>
               </w:rPr>
               <w:t>5</w:t>
             </w:r>
@@ -2527,7 +2523,7 @@
                 <w:rFonts w:ascii="Arial" w:hAnsi="Arial"/>
                 <w:b/>
                 <w:color w:val="25342D"/>
-                <w:sz w:val="16"/>
+                <w:sz w:val="19"/>
               </w:rPr>
               <w:t>Practical</w:t>
             </w:r>
@@ -2549,7 +2545,7 @@
                 <w:rFonts w:ascii="Arial" w:hAnsi="Arial"/>
                 <w:b w:val="0"/>
                 <w:color w:val="25342D"/>
-                <w:sz w:val="15"/>
+                <w:sz w:val="19"/>
               </w:rPr>
               <w:t>Module 1: evidence and review</w:t>
             </w:r>
@@ -2570,7 +2566,7 @@
               <w:rPr>
                 <w:rFonts w:ascii="Arial" w:hAnsi="Arial"/>
                 <w:color w:val="25342D"/>
-                <w:sz w:val="16"/>
+                <w:sz w:val="19"/>
               </w:rPr>
               <w:t>Complete the current approved checkpoint. Photograph or otherwise record the result, annotate the quality finding and response, then clean down and store work safely.</w:t>
             </w:r>
@@ -2585,7 +2581,7 @@
                   <w:color w:val="17583F"/>
                   <w:b/>
                   <w:rFonts w:ascii="Arial" w:hAnsi="Arial"/>
-                  <w:sz w:val="15"/>
+                  <w:sz w:val="19"/>
                 </w:rPr>
                 <w:t>Approved project plan and production evidence</w:t>
               </w:r>
@@ -2607,7 +2603,7 @@
               <w:rPr>
                 <w:rFonts w:ascii="Arial" w:hAnsi="Arial"/>
                 <w:color w:val="25342D"/>
-                <w:sz w:val="15"/>
+                <w:sz w:val="19"/>
               </w:rPr>
               <w:t>Demonstrate safe workshop practices and procedures when using materials, tools and equipment in metal projects</w:t>
             </w:r>
@@ -2620,7 +2616,7 @@
                   <w:color w:val="17583F"/>
                   <w:b/>
                   <w:rFonts w:ascii="Arial" w:hAnsi="Arial"/>
-                  <w:sz w:val="14"/>
+                  <w:sz w:val="19"/>
                 </w:rPr>
                 <w:t>Official content</w:t>
               </w:r>
@@ -2635,7 +2631,7 @@
                 <w:rFonts w:ascii="Arial" w:hAnsi="Arial"/>
                 <w:b/>
                 <w:color w:val="17583F"/>
-                <w:sz w:val="14"/>
+                <w:sz w:val="19"/>
               </w:rPr>
               <w:t>INT5-SAF-01, INT5-USE-01, INT5-INP-01, INT5-PRO-01</w:t>
             </w:r>
@@ -2657,7 +2653,7 @@
                 <w:rFonts w:ascii="Arial" w:hAnsi="Arial"/>
                 <w:b w:val="0"/>
                 <w:color w:val="25342D"/>
-                <w:sz w:val="15"/>
+                <w:sz w:val="19"/>
               </w:rPr>
               <w:t>Practical checkpoint 1C — Checkpoint image or record, annotated quality finding and safe clean-down</w:t>
               <w:br/>
@@ -2668,13 +2664,9 @@
       </w:tr>
     </w:tbl>
     <w:p>
-      <w:r>
-        <w:br w:type="page"/>
-      </w:r>
-    </w:p>
-    <w:p>
       <w:pPr>
         <w:spacing w:after="60"/>
+        <w:pageBreakBefore/>
       </w:pPr>
       <w:r>
         <w:rPr>
@@ -2859,7 +2851,7 @@
                 <w:rFonts w:ascii="Arial" w:hAnsi="Arial"/>
                 <w:b/>
                 <w:color w:val="25342D"/>
-                <w:sz w:val="16"/>
+                <w:sz w:val="19"/>
               </w:rPr>
               <w:t>6</w:t>
             </w:r>
@@ -2881,7 +2873,7 @@
                 <w:rFonts w:ascii="Arial" w:hAnsi="Arial"/>
                 <w:b/>
                 <w:color w:val="25342D"/>
-                <w:sz w:val="16"/>
+                <w:sz w:val="19"/>
               </w:rPr>
               <w:t>Site/theory</w:t>
             </w:r>
@@ -2903,7 +2895,7 @@
                 <w:rFonts w:ascii="Arial" w:hAnsi="Arial"/>
                 <w:b w:val="0"/>
                 <w:color w:val="25342D"/>
-                <w:sz w:val="15"/>
+                <w:sz w:val="19"/>
               </w:rPr>
               <w:t>Module 1: Brief, modifications and job planning</w:t>
             </w:r>
@@ -2924,7 +2916,7 @@
               <w:rPr>
                 <w:rFonts w:ascii="Arial" w:hAnsi="Arial"/>
                 <w:color w:val="25342D"/>
-                <w:sz w:val="16"/>
+                <w:sz w:val="19"/>
               </w:rPr>
               <w:t>Read and discuss the named website theory: Societal and environmental criteria before manufacture. Complete the linked knowledge check and record a short application response.</w:t>
             </w:r>
@@ -2939,7 +2931,7 @@
                   <w:color w:val="17583F"/>
                   <w:b/>
                   <w:rFonts w:ascii="Arial" w:hAnsi="Arial"/>
-                  <w:sz w:val="15"/>
+                  <w:sz w:val="19"/>
                 </w:rPr>
                 <w:t>Theory: Societal and environmental criteria before manufacture</w:t>
               </w:r>
@@ -2955,7 +2947,7 @@
                   <w:color w:val="17583F"/>
                   <w:b/>
                   <w:rFonts w:ascii="Arial" w:hAnsi="Arial"/>
-                  <w:sz w:val="15"/>
+                  <w:sz w:val="19"/>
                 </w:rPr>
                 <w:t>Knowledge check: Brief, modifications and job planning</w:t>
               </w:r>
@@ -2971,7 +2963,7 @@
                   <w:color w:val="17583F"/>
                   <w:b/>
                   <w:rFonts w:ascii="Arial" w:hAnsi="Arial"/>
-                  <w:sz w:val="15"/>
+                  <w:sz w:val="19"/>
                 </w:rPr>
                 <w:t>Syllabus learning</w:t>
               </w:r>
@@ -2994,7 +2986,7 @@
                 <w:rFonts w:ascii="Arial" w:hAnsi="Arial"/>
                 <w:b/>
                 <w:color w:val="25342D"/>
-                <w:sz w:val="15"/>
+                <w:sz w:val="19"/>
               </w:rPr>
               <w:t>Discuss the importance of graphical literacy for communication across industries</w:t>
             </w:r>
@@ -3007,7 +2999,7 @@
                   <w:color w:val="17583F"/>
                   <w:b/>
                   <w:rFonts w:ascii="Arial" w:hAnsi="Arial"/>
-                  <w:sz w:val="14"/>
+                  <w:sz w:val="19"/>
                 </w:rPr>
                 <w:t>Official content</w:t>
               </w:r>
@@ -3021,7 +3013,7 @@
               <w:rPr>
                 <w:rFonts w:ascii="Arial" w:hAnsi="Arial"/>
                 <w:color w:val="25342D"/>
-                <w:sz w:val="15"/>
+                <w:sz w:val="19"/>
               </w:rPr>
               <w:t>Use subject-specific terminology to communicate industrial technology concepts</w:t>
             </w:r>
@@ -3034,7 +3026,7 @@
                   <w:color w:val="17583F"/>
                   <w:b/>
                   <w:rFonts w:ascii="Arial" w:hAnsi="Arial"/>
-                  <w:sz w:val="14"/>
+                  <w:sz w:val="19"/>
                 </w:rPr>
                 <w:t>Official content</w:t>
               </w:r>
@@ -3049,7 +3041,7 @@
                 <w:rFonts w:ascii="Arial" w:hAnsi="Arial"/>
                 <w:b/>
                 <w:color w:val="17583F"/>
-                <w:sz w:val="14"/>
+                <w:sz w:val="19"/>
               </w:rPr>
               <w:t>INT5-COM-01, INT5-IND-01</w:t>
             </w:r>
@@ -3071,7 +3063,7 @@
                 <w:rFonts w:ascii="Arial" w:hAnsi="Arial"/>
                 <w:b w:val="0"/>
                 <w:color w:val="25342D"/>
-                <w:sz w:val="15"/>
+                <w:sz w:val="19"/>
               </w:rPr>
               <w:t>Named theory/check record — Module 1: Societal and environmental criteria before manufacture</w:t>
               <w:br/>
@@ -3101,7 +3093,7 @@
                 <w:rFonts w:ascii="Arial" w:hAnsi="Arial"/>
                 <w:b/>
                 <w:color w:val="25342D"/>
-                <w:sz w:val="16"/>
+                <w:sz w:val="19"/>
               </w:rPr>
               <w:t>7</w:t>
             </w:r>
@@ -3123,7 +3115,7 @@
                 <w:rFonts w:ascii="Arial" w:hAnsi="Arial"/>
                 <w:b/>
                 <w:color w:val="25342D"/>
-                <w:sz w:val="16"/>
+                <w:sz w:val="19"/>
               </w:rPr>
               <w:t>Project/folio</w:t>
             </w:r>
@@ -3145,7 +3137,7 @@
                 <w:rFonts w:ascii="Arial" w:hAnsi="Arial"/>
                 <w:b w:val="0"/>
                 <w:color w:val="25342D"/>
-                <w:sz w:val="15"/>
+                <w:sz w:val="19"/>
               </w:rPr>
               <w:t>Module 1: folio and project decisions</w:t>
             </w:r>
@@ -3166,7 +3158,7 @@
               <w:rPr>
                 <w:rFonts w:ascii="Arial" w:hAnsi="Arial"/>
                 <w:color w:val="25342D"/>
-                <w:sz w:val="16"/>
+                <w:sz w:val="19"/>
               </w:rPr>
               <w:t>Apply Module 1 learning to the current approved project. Update the folio with the relevant decision, supporting evidence, quality check and next step.</w:t>
             </w:r>
@@ -3181,7 +3173,7 @@
                   <w:color w:val="17583F"/>
                   <w:b/>
                   <w:rFonts w:ascii="Arial" w:hAnsi="Arial"/>
-                  <w:sz w:val="15"/>
+                  <w:sz w:val="19"/>
                 </w:rPr>
                 <w:t>Project folio: checkpoint 2</w:t>
               </w:r>
@@ -3197,7 +3189,7 @@
                   <w:color w:val="17583F"/>
                   <w:b/>
                   <w:rFonts w:ascii="Arial" w:hAnsi="Arial"/>
-                  <w:sz w:val="15"/>
+                  <w:sz w:val="19"/>
                 </w:rPr>
                 <w:t>Project folio</w:t>
               </w:r>
@@ -3220,7 +3212,7 @@
                 <w:rFonts w:ascii="Arial" w:hAnsi="Arial"/>
                 <w:b/>
                 <w:color w:val="25342D"/>
-                <w:sz w:val="15"/>
+                <w:sz w:val="19"/>
               </w:rPr>
               <w:t>Evaluate the effectiveness of design on the quality, function and aesthetics of finished products</w:t>
             </w:r>
@@ -3233,7 +3225,7 @@
                   <w:color w:val="17583F"/>
                   <w:b/>
                   <w:rFonts w:ascii="Arial" w:hAnsi="Arial"/>
-                  <w:sz w:val="14"/>
+                  <w:sz w:val="19"/>
                 </w:rPr>
                 <w:t>Official content</w:t>
               </w:r>
@@ -3247,7 +3239,7 @@
               <w:rPr>
                 <w:rFonts w:ascii="Arial" w:hAnsi="Arial"/>
                 <w:color w:val="25342D"/>
-                <w:sz w:val="15"/>
+                <w:sz w:val="19"/>
               </w:rPr>
               <w:t>Create written texts to document, reflect on and evaluate project development, production and management…</w:t>
             </w:r>
@@ -3260,7 +3252,7 @@
                   <w:color w:val="17583F"/>
                   <w:b/>
                   <w:rFonts w:ascii="Arial" w:hAnsi="Arial"/>
-                  <w:sz w:val="14"/>
+                  <w:sz w:val="19"/>
                 </w:rPr>
                 <w:t>Official content</w:t>
               </w:r>
@@ -3275,7 +3267,7 @@
                 <w:rFonts w:ascii="Arial" w:hAnsi="Arial"/>
                 <w:b/>
                 <w:color w:val="17583F"/>
-                <w:sz w:val="14"/>
+                <w:sz w:val="19"/>
               </w:rPr>
               <w:t>INT5-COM-01, INT5-DES-01, INT5-EVL-01</w:t>
             </w:r>
@@ -3297,7 +3289,7 @@
                 <w:rFonts w:ascii="Arial" w:hAnsi="Arial"/>
                 <w:b w:val="0"/>
                 <w:color w:val="25342D"/>
-                <w:sz w:val="15"/>
+                <w:sz w:val="19"/>
               </w:rPr>
               <w:t>Folio checkpoint 2 — Module 1 decision, supporting evidence and teacher feedback</w:t>
               <w:br/>
@@ -3327,7 +3319,7 @@
                 <w:rFonts w:ascii="Arial" w:hAnsi="Arial"/>
                 <w:b/>
                 <w:color w:val="25342D"/>
-                <w:sz w:val="16"/>
+                <w:sz w:val="19"/>
               </w:rPr>
               <w:t>8</w:t>
             </w:r>
@@ -3349,7 +3341,7 @@
                 <w:rFonts w:ascii="Arial" w:hAnsi="Arial"/>
                 <w:b/>
                 <w:color w:val="25342D"/>
-                <w:sz w:val="16"/>
+                <w:sz w:val="19"/>
               </w:rPr>
               <w:t>Practical</w:t>
             </w:r>
@@ -3371,7 +3363,7 @@
                 <w:rFonts w:ascii="Arial" w:hAnsi="Arial"/>
                 <w:b w:val="0"/>
                 <w:color w:val="25342D"/>
-                <w:sz w:val="15"/>
+                <w:sz w:val="19"/>
               </w:rPr>
               <w:t>Module 1: setup and approved stage</w:t>
             </w:r>
@@ -3392,7 +3384,7 @@
               <w:rPr>
                 <w:rFonts w:ascii="Arial" w:hAnsi="Arial"/>
                 <w:color w:val="25342D"/>
-                <w:sz w:val="16"/>
+                <w:sz w:val="19"/>
               </w:rPr>
               <w:t>Confirm the current teacher-issued plan, hazards, controls, setup, permission and quality hold point. Complete only the demonstrated production stage.</w:t>
             </w:r>
@@ -3407,7 +3399,7 @@
                   <w:color w:val="17583F"/>
                   <w:b/>
                   <w:rFonts w:ascii="Arial" w:hAnsi="Arial"/>
-                  <w:sz w:val="15"/>
+                  <w:sz w:val="19"/>
                 </w:rPr>
                 <w:t>Approved project plan and production evidence</w:t>
               </w:r>
@@ -3429,7 +3421,7 @@
               <w:rPr>
                 <w:rFonts w:ascii="Arial" w:hAnsi="Arial"/>
                 <w:color w:val="25342D"/>
-                <w:sz w:val="15"/>
+                <w:sz w:val="19"/>
               </w:rPr>
               <w:t>Demonstrate safe workshop practices and procedures when using materials, tools and equipment in metal projects</w:t>
             </w:r>
@@ -3442,7 +3434,7 @@
                   <w:color w:val="17583F"/>
                   <w:b/>
                   <w:rFonts w:ascii="Arial" w:hAnsi="Arial"/>
-                  <w:sz w:val="14"/>
+                  <w:sz w:val="19"/>
                 </w:rPr>
                 <w:t>Official content</w:t>
               </w:r>
@@ -3457,7 +3449,7 @@
                 <w:rFonts w:ascii="Arial" w:hAnsi="Arial"/>
                 <w:b/>
                 <w:color w:val="17583F"/>
-                <w:sz w:val="14"/>
+                <w:sz w:val="19"/>
               </w:rPr>
               <w:t>INT5-SAF-01, INT5-USE-01, INT5-INP-01, INT5-PRO-01</w:t>
             </w:r>
@@ -3479,7 +3471,7 @@
                 <w:rFonts w:ascii="Arial" w:hAnsi="Arial"/>
                 <w:b w:val="0"/>
                 <w:color w:val="25342D"/>
-                <w:sz w:val="15"/>
+                <w:sz w:val="19"/>
               </w:rPr>
               <w:t>Practical checkpoint 2A — Safe setup, authorised stage and first quality hold point</w:t>
               <w:br/>
@@ -3509,7 +3501,7 @@
                 <w:rFonts w:ascii="Arial" w:hAnsi="Arial"/>
                 <w:b/>
                 <w:color w:val="25342D"/>
-                <w:sz w:val="16"/>
+                <w:sz w:val="19"/>
               </w:rPr>
               <w:t>9</w:t>
             </w:r>
@@ -3531,7 +3523,7 @@
                 <w:rFonts w:ascii="Arial" w:hAnsi="Arial"/>
                 <w:b/>
                 <w:color w:val="25342D"/>
-                <w:sz w:val="16"/>
+                <w:sz w:val="19"/>
               </w:rPr>
               <w:t>Practical</w:t>
             </w:r>
@@ -3553,7 +3545,7 @@
                 <w:rFonts w:ascii="Arial" w:hAnsi="Arial"/>
                 <w:b w:val="0"/>
                 <w:color w:val="25342D"/>
-                <w:sz w:val="15"/>
+                <w:sz w:val="19"/>
               </w:rPr>
               <w:t>Module 1: controlled production</w:t>
             </w:r>
@@ -3574,7 +3566,7 @@
               <w:rPr>
                 <w:rFonts w:ascii="Arial" w:hAnsi="Arial"/>
                 <w:color w:val="25342D"/>
-                <w:sz w:val="16"/>
+                <w:sz w:val="19"/>
               </w:rPr>
               <w:t>Continue the current teacher-approved production stage. Follow the applicable demonstration, SOP and controls; check accuracy, fit, form or surface quality before continuing.</w:t>
             </w:r>
@@ -3589,7 +3581,7 @@
                   <w:color w:val="17583F"/>
                   <w:b/>
                   <w:rFonts w:ascii="Arial" w:hAnsi="Arial"/>
-                  <w:sz w:val="15"/>
+                  <w:sz w:val="19"/>
                 </w:rPr>
                 <w:t>Approved project plan and production evidence</w:t>
               </w:r>
@@ -3611,7 +3603,7 @@
               <w:rPr>
                 <w:rFonts w:ascii="Arial" w:hAnsi="Arial"/>
                 <w:color w:val="25342D"/>
-                <w:sz w:val="15"/>
+                <w:sz w:val="19"/>
               </w:rPr>
               <w:t>Demonstrate safe workshop practices and procedures when using materials, tools and equipment in metal projects</w:t>
             </w:r>
@@ -3624,7 +3616,7 @@
                   <w:color w:val="17583F"/>
                   <w:b/>
                   <w:rFonts w:ascii="Arial" w:hAnsi="Arial"/>
-                  <w:sz w:val="14"/>
+                  <w:sz w:val="19"/>
                 </w:rPr>
                 <w:t>Official content</w:t>
               </w:r>
@@ -3639,7 +3631,7 @@
                 <w:rFonts w:ascii="Arial" w:hAnsi="Arial"/>
                 <w:b/>
                 <w:color w:val="17583F"/>
-                <w:sz w:val="14"/>
+                <w:sz w:val="19"/>
               </w:rPr>
               <w:t>INT5-SAF-01, INT5-USE-01, INT5-INP-01, INT5-PRO-01</w:t>
             </w:r>
@@ -3661,7 +3653,7 @@
                 <w:rFonts w:ascii="Arial" w:hAnsi="Arial"/>
                 <w:b w:val="0"/>
                 <w:color w:val="25342D"/>
-                <w:sz w:val="15"/>
+                <w:sz w:val="19"/>
               </w:rPr>
               <w:t>Practical checkpoint 2B — Teacher observation of controlled process and named quality check</w:t>
               <w:br/>
@@ -3691,7 +3683,7 @@
                 <w:rFonts w:ascii="Arial" w:hAnsi="Arial"/>
                 <w:b/>
                 <w:color w:val="25342D"/>
-                <w:sz w:val="16"/>
+                <w:sz w:val="19"/>
               </w:rPr>
               <w:t>10</w:t>
             </w:r>
@@ -3713,7 +3705,7 @@
                 <w:rFonts w:ascii="Arial" w:hAnsi="Arial"/>
                 <w:b/>
                 <w:color w:val="25342D"/>
-                <w:sz w:val="16"/>
+                <w:sz w:val="19"/>
               </w:rPr>
               <w:t>Practical</w:t>
             </w:r>
@@ -3735,7 +3727,7 @@
                 <w:rFonts w:ascii="Arial" w:hAnsi="Arial"/>
                 <w:b w:val="0"/>
                 <w:color w:val="25342D"/>
-                <w:sz w:val="15"/>
+                <w:sz w:val="19"/>
               </w:rPr>
               <w:t>Module 1: evidence and review</w:t>
             </w:r>
@@ -3756,7 +3748,7 @@
               <w:rPr>
                 <w:rFonts w:ascii="Arial" w:hAnsi="Arial"/>
                 <w:color w:val="25342D"/>
-                <w:sz w:val="16"/>
+                <w:sz w:val="19"/>
               </w:rPr>
               <w:t>Complete the current approved checkpoint. Photograph or otherwise record the result, annotate the quality finding and response, then clean down and store work safely.</w:t>
             </w:r>
@@ -3771,7 +3763,7 @@
                   <w:color w:val="17583F"/>
                   <w:b/>
                   <w:rFonts w:ascii="Arial" w:hAnsi="Arial"/>
-                  <w:sz w:val="15"/>
+                  <w:sz w:val="19"/>
                 </w:rPr>
                 <w:t>Approved project plan and production evidence</w:t>
               </w:r>
@@ -3793,7 +3785,7 @@
               <w:rPr>
                 <w:rFonts w:ascii="Arial" w:hAnsi="Arial"/>
                 <w:color w:val="25342D"/>
-                <w:sz w:val="15"/>
+                <w:sz w:val="19"/>
               </w:rPr>
               <w:t>Demonstrate safe workshop practices and procedures when using materials, tools and equipment in metal projects</w:t>
             </w:r>
@@ -3806,7 +3798,7 @@
                   <w:color w:val="17583F"/>
                   <w:b/>
                   <w:rFonts w:ascii="Arial" w:hAnsi="Arial"/>
-                  <w:sz w:val="14"/>
+                  <w:sz w:val="19"/>
                 </w:rPr>
                 <w:t>Official content</w:t>
               </w:r>
@@ -3821,7 +3813,7 @@
                 <w:rFonts w:ascii="Arial" w:hAnsi="Arial"/>
                 <w:b/>
                 <w:color w:val="17583F"/>
-                <w:sz w:val="14"/>
+                <w:sz w:val="19"/>
               </w:rPr>
               <w:t>INT5-SAF-01, INT5-USE-01, INT5-INP-01, INT5-PRO-01</w:t>
             </w:r>
@@ -3843,7 +3835,7 @@
                 <w:rFonts w:ascii="Arial" w:hAnsi="Arial"/>
                 <w:b w:val="0"/>
                 <w:color w:val="25342D"/>
-                <w:sz w:val="15"/>
+                <w:sz w:val="19"/>
               </w:rPr>
               <w:t>Practical checkpoint 2C — Checkpoint image or record, annotated quality finding and safe clean-down</w:t>
               <w:br/>
@@ -3854,13 +3846,9 @@
       </w:tr>
     </w:tbl>
     <w:p>
-      <w:r>
-        <w:br w:type="page"/>
-      </w:r>
-    </w:p>
-    <w:p>
       <w:pPr>
         <w:spacing w:after="60"/>
+        <w:pageBreakBefore/>
       </w:pPr>
       <w:r>
         <w:rPr>
@@ -4045,7 +4033,7 @@
                 <w:rFonts w:ascii="Arial" w:hAnsi="Arial"/>
                 <w:b/>
                 <w:color w:val="25342D"/>
-                <w:sz w:val="16"/>
+                <w:sz w:val="19"/>
               </w:rPr>
               <w:t>11</w:t>
             </w:r>
@@ -4067,7 +4055,7 @@
                 <w:rFonts w:ascii="Arial" w:hAnsi="Arial"/>
                 <w:b/>
                 <w:color w:val="25342D"/>
-                <w:sz w:val="16"/>
+                <w:sz w:val="19"/>
               </w:rPr>
               <w:t>Site/theory</w:t>
             </w:r>
@@ -4089,7 +4077,7 @@
                 <w:rFonts w:ascii="Arial" w:hAnsi="Arial"/>
                 <w:b w:val="0"/>
                 <w:color w:val="25342D"/>
-                <w:sz w:val="15"/>
+                <w:sz w:val="19"/>
               </w:rPr>
               <w:t>Module 2: Risk, WMS and time/action planning</w:t>
             </w:r>
@@ -4110,7 +4098,7 @@
               <w:rPr>
                 <w:rFonts w:ascii="Arial" w:hAnsi="Arial"/>
                 <w:color w:val="25342D"/>
-                <w:sz w:val="16"/>
+                <w:sz w:val="19"/>
               </w:rPr>
               <w:t>Read and discuss the named website theory: Translating the shovel-head drawing into a controlled sequence; Material behaviour during forming and shaping. Complete the linked knowledge check and record a short application response.</w:t>
             </w:r>
@@ -4125,7 +4113,7 @@
                   <w:color w:val="17583F"/>
                   <w:b/>
                   <w:rFonts w:ascii="Arial" w:hAnsi="Arial"/>
-                  <w:sz w:val="15"/>
+                  <w:sz w:val="19"/>
                 </w:rPr>
                 <w:t>Theory: Translating the shovel-head drawing into a controlled sequence</w:t>
               </w:r>
@@ -4141,7 +4129,7 @@
                   <w:color w:val="17583F"/>
                   <w:b/>
                   <w:rFonts w:ascii="Arial" w:hAnsi="Arial"/>
-                  <w:sz w:val="15"/>
+                  <w:sz w:val="19"/>
                 </w:rPr>
                 <w:t>Theory: Material behaviour during forming and shaping</w:t>
               </w:r>
@@ -4157,7 +4145,7 @@
                   <w:color w:val="17583F"/>
                   <w:b/>
                   <w:rFonts w:ascii="Arial" w:hAnsi="Arial"/>
-                  <w:sz w:val="15"/>
+                  <w:sz w:val="19"/>
                 </w:rPr>
                 <w:t>Knowledge check: Risk, WMS and time/action planning</w:t>
               </w:r>
@@ -4173,7 +4161,7 @@
                   <w:color w:val="17583F"/>
                   <w:b/>
                   <w:rFonts w:ascii="Arial" w:hAnsi="Arial"/>
-                  <w:sz w:val="15"/>
+                  <w:sz w:val="19"/>
                 </w:rPr>
                 <w:t>Syllabus learning</w:t>
               </w:r>
@@ -4196,7 +4184,7 @@
                 <w:rFonts w:ascii="Arial" w:hAnsi="Arial"/>
                 <w:b/>
                 <w:color w:val="25342D"/>
-                <w:sz w:val="15"/>
+                <w:sz w:val="19"/>
               </w:rPr>
               <w:t>Investigate the types and uses of a range of metals in metal projects</w:t>
             </w:r>
@@ -4209,7 +4197,7 @@
                   <w:color w:val="17583F"/>
                   <w:b/>
                   <w:rFonts w:ascii="Arial" w:hAnsi="Arial"/>
-                  <w:sz w:val="14"/>
+                  <w:sz w:val="19"/>
                 </w:rPr>
                 <w:t>Official content</w:t>
               </w:r>
@@ -4223,7 +4211,7 @@
               <w:rPr>
                 <w:rFonts w:ascii="Arial" w:hAnsi="Arial"/>
                 <w:color w:val="25342D"/>
-                <w:sz w:val="15"/>
+                <w:sz w:val="19"/>
               </w:rPr>
               <w:t>Use subject-specific terminology to communicate industrial technology concepts</w:t>
             </w:r>
@@ -4236,7 +4224,7 @@
                   <w:color w:val="17583F"/>
                   <w:b/>
                   <w:rFonts w:ascii="Arial" w:hAnsi="Arial"/>
-                  <w:sz w:val="14"/>
+                  <w:sz w:val="19"/>
                 </w:rPr>
                 <w:t>Official content</w:t>
               </w:r>
@@ -4251,7 +4239,7 @@
                 <w:rFonts w:ascii="Arial" w:hAnsi="Arial"/>
                 <w:b/>
                 <w:color w:val="17583F"/>
-                <w:sz w:val="14"/>
+                <w:sz w:val="19"/>
               </w:rPr>
               <w:t>INT5-COM-01, INT5-ENV-01, INT5-USE-01</w:t>
             </w:r>
@@ -4273,7 +4261,7 @@
                 <w:rFonts w:ascii="Arial" w:hAnsi="Arial"/>
                 <w:b w:val="0"/>
                 <w:color w:val="25342D"/>
-                <w:sz w:val="15"/>
+                <w:sz w:val="19"/>
               </w:rPr>
               <w:t>Named theory/check record — Module 2: Translating the shovel-head drawing into a controlled sequence; Material behaviour during forming and…</w:t>
               <w:br/>
@@ -4303,7 +4291,7 @@
                 <w:rFonts w:ascii="Arial" w:hAnsi="Arial"/>
                 <w:b/>
                 <w:color w:val="25342D"/>
-                <w:sz w:val="16"/>
+                <w:sz w:val="19"/>
               </w:rPr>
               <w:t>12</w:t>
             </w:r>
@@ -4325,7 +4313,7 @@
                 <w:rFonts w:ascii="Arial" w:hAnsi="Arial"/>
                 <w:b/>
                 <w:color w:val="25342D"/>
-                <w:sz w:val="16"/>
+                <w:sz w:val="19"/>
               </w:rPr>
               <w:t>Project/folio</w:t>
             </w:r>
@@ -4347,7 +4335,7 @@
                 <w:rFonts w:ascii="Arial" w:hAnsi="Arial"/>
                 <w:b w:val="0"/>
                 <w:color w:val="25342D"/>
-                <w:sz w:val="15"/>
+                <w:sz w:val="19"/>
               </w:rPr>
               <w:t>Module 2: folio and project decisions</w:t>
             </w:r>
@@ -4368,7 +4356,7 @@
               <w:rPr>
                 <w:rFonts w:ascii="Arial" w:hAnsi="Arial"/>
                 <w:color w:val="25342D"/>
-                <w:sz w:val="16"/>
+                <w:sz w:val="19"/>
               </w:rPr>
               <w:t>Apply Module 2 learning to the current approved project. Update the folio with the relevant decision, supporting evidence, quality check and next step.</w:t>
             </w:r>
@@ -4383,7 +4371,7 @@
                   <w:color w:val="17583F"/>
                   <w:b/>
                   <w:rFonts w:ascii="Arial" w:hAnsi="Arial"/>
-                  <w:sz w:val="15"/>
+                  <w:sz w:val="19"/>
                 </w:rPr>
                 <w:t>Project folio: checkpoint 3</w:t>
               </w:r>
@@ -4399,7 +4387,7 @@
                   <w:color w:val="17583F"/>
                   <w:b/>
                   <w:rFonts w:ascii="Arial" w:hAnsi="Arial"/>
-                  <w:sz w:val="15"/>
+                  <w:sz w:val="19"/>
                 </w:rPr>
                 <w:t>Project folio</w:t>
               </w:r>
@@ -4422,7 +4410,7 @@
                 <w:rFonts w:ascii="Arial" w:hAnsi="Arial"/>
                 <w:b/>
                 <w:color w:val="25342D"/>
-                <w:sz w:val="15"/>
+                <w:sz w:val="19"/>
               </w:rPr>
               <w:t>Propose, apply and evaluate plans for production, using project management tasks and tools</w:t>
             </w:r>
@@ -4435,7 +4423,7 @@
                   <w:color w:val="17583F"/>
                   <w:b/>
                   <w:rFonts w:ascii="Arial" w:hAnsi="Arial"/>
-                  <w:sz w:val="14"/>
+                  <w:sz w:val="19"/>
                 </w:rPr>
                 <w:t>Official content</w:t>
               </w:r>
@@ -4449,7 +4437,7 @@
               <w:rPr>
                 <w:rFonts w:ascii="Arial" w:hAnsi="Arial"/>
                 <w:color w:val="25342D"/>
-                <w:sz w:val="15"/>
+                <w:sz w:val="19"/>
               </w:rPr>
               <w:t>Create written texts to document, reflect on and evaluate project development, production and management…</w:t>
             </w:r>
@@ -4462,7 +4450,7 @@
                   <w:color w:val="17583F"/>
                   <w:b/>
                   <w:rFonts w:ascii="Arial" w:hAnsi="Arial"/>
-                  <w:sz w:val="14"/>
+                  <w:sz w:val="19"/>
                 </w:rPr>
                 <w:t>Official content</w:t>
               </w:r>
@@ -4477,7 +4465,7 @@
                 <w:rFonts w:ascii="Arial" w:hAnsi="Arial"/>
                 <w:b/>
                 <w:color w:val="17583F"/>
-                <w:sz w:val="14"/>
+                <w:sz w:val="19"/>
               </w:rPr>
               <w:t>INT5-COM-01, INT5-DES-01, INT5-EVL-01, INT5-USE-01</w:t>
             </w:r>
@@ -4499,7 +4487,7 @@
                 <w:rFonts w:ascii="Arial" w:hAnsi="Arial"/>
                 <w:b w:val="0"/>
                 <w:color w:val="25342D"/>
-                <w:sz w:val="15"/>
+                <w:sz w:val="19"/>
               </w:rPr>
               <w:t>Folio checkpoint 3 — Module 2 decision, supporting evidence and teacher feedback</w:t>
               <w:br/>
@@ -4529,7 +4517,7 @@
                 <w:rFonts w:ascii="Arial" w:hAnsi="Arial"/>
                 <w:b/>
                 <w:color w:val="25342D"/>
-                <w:sz w:val="16"/>
+                <w:sz w:val="19"/>
               </w:rPr>
               <w:t>13</w:t>
             </w:r>
@@ -4551,7 +4539,7 @@
                 <w:rFonts w:ascii="Arial" w:hAnsi="Arial"/>
                 <w:b/>
                 <w:color w:val="25342D"/>
-                <w:sz w:val="16"/>
+                <w:sz w:val="19"/>
               </w:rPr>
               <w:t>Practical</w:t>
             </w:r>
@@ -4573,7 +4561,7 @@
                 <w:rFonts w:ascii="Arial" w:hAnsi="Arial"/>
                 <w:b w:val="0"/>
                 <w:color w:val="25342D"/>
-                <w:sz w:val="15"/>
+                <w:sz w:val="19"/>
               </w:rPr>
               <w:t>Module 2: setup and approved stage</w:t>
             </w:r>
@@ -4594,7 +4582,7 @@
               <w:rPr>
                 <w:rFonts w:ascii="Arial" w:hAnsi="Arial"/>
                 <w:color w:val="25342D"/>
-                <w:sz w:val="16"/>
+                <w:sz w:val="19"/>
               </w:rPr>
               <w:t>Confirm the current teacher-issued plan, hazards, controls, setup, permission and quality hold point. Complete only the demonstrated production stage.</w:t>
             </w:r>
@@ -4609,7 +4597,7 @@
                   <w:color w:val="17583F"/>
                   <w:b/>
                   <w:rFonts w:ascii="Arial" w:hAnsi="Arial"/>
-                  <w:sz w:val="15"/>
+                  <w:sz w:val="19"/>
                 </w:rPr>
                 <w:t>Approved project plan and production evidence</w:t>
               </w:r>
@@ -4631,7 +4619,7 @@
               <w:rPr>
                 <w:rFonts w:ascii="Arial" w:hAnsi="Arial"/>
                 <w:color w:val="25342D"/>
-                <w:sz w:val="15"/>
+                <w:sz w:val="19"/>
               </w:rPr>
               <w:t>Demonstrate safe workshop practices and procedures when using materials, tools and equipment in metal projects</w:t>
             </w:r>
@@ -4644,7 +4632,7 @@
                   <w:color w:val="17583F"/>
                   <w:b/>
                   <w:rFonts w:ascii="Arial" w:hAnsi="Arial"/>
-                  <w:sz w:val="14"/>
+                  <w:sz w:val="19"/>
                 </w:rPr>
                 <w:t>Official content</w:t>
               </w:r>
@@ -4659,7 +4647,7 @@
                 <w:rFonts w:ascii="Arial" w:hAnsi="Arial"/>
                 <w:b/>
                 <w:color w:val="17583F"/>
-                <w:sz w:val="14"/>
+                <w:sz w:val="19"/>
               </w:rPr>
               <w:t>INT5-SAF-01, INT5-USE-01, INT5-INP-01, INT5-PRO-01</w:t>
             </w:r>
@@ -4681,7 +4669,7 @@
                 <w:rFonts w:ascii="Arial" w:hAnsi="Arial"/>
                 <w:b w:val="0"/>
                 <w:color w:val="25342D"/>
-                <w:sz w:val="15"/>
+                <w:sz w:val="19"/>
               </w:rPr>
               <w:t>Practical checkpoint 3A — Safe setup, authorised stage and first quality hold point</w:t>
               <w:br/>
@@ -4711,7 +4699,7 @@
                 <w:rFonts w:ascii="Arial" w:hAnsi="Arial"/>
                 <w:b/>
                 <w:color w:val="25342D"/>
-                <w:sz w:val="16"/>
+                <w:sz w:val="19"/>
               </w:rPr>
               <w:t>14</w:t>
             </w:r>
@@ -4733,7 +4721,7 @@
                 <w:rFonts w:ascii="Arial" w:hAnsi="Arial"/>
                 <w:b/>
                 <w:color w:val="25342D"/>
-                <w:sz w:val="16"/>
+                <w:sz w:val="19"/>
               </w:rPr>
               <w:t>Practical</w:t>
             </w:r>
@@ -4755,7 +4743,7 @@
                 <w:rFonts w:ascii="Arial" w:hAnsi="Arial"/>
                 <w:b w:val="0"/>
                 <w:color w:val="25342D"/>
-                <w:sz w:val="15"/>
+                <w:sz w:val="19"/>
               </w:rPr>
               <w:t>Module 2: controlled production</w:t>
             </w:r>
@@ -4776,7 +4764,7 @@
               <w:rPr>
                 <w:rFonts w:ascii="Arial" w:hAnsi="Arial"/>
                 <w:color w:val="25342D"/>
-                <w:sz w:val="16"/>
+                <w:sz w:val="19"/>
               </w:rPr>
               <w:t>Continue the current teacher-approved production stage. Follow the applicable demonstration, SOP and controls; check accuracy, fit, form or surface quality before continuing.</w:t>
             </w:r>
@@ -4791,7 +4779,7 @@
                   <w:color w:val="17583F"/>
                   <w:b/>
                   <w:rFonts w:ascii="Arial" w:hAnsi="Arial"/>
-                  <w:sz w:val="15"/>
+                  <w:sz w:val="19"/>
                 </w:rPr>
                 <w:t>Approved project plan and production evidence</w:t>
               </w:r>
@@ -4813,7 +4801,7 @@
               <w:rPr>
                 <w:rFonts w:ascii="Arial" w:hAnsi="Arial"/>
                 <w:color w:val="25342D"/>
-                <w:sz w:val="15"/>
+                <w:sz w:val="19"/>
               </w:rPr>
               <w:t>Demonstrate safe workshop practices and procedures when using materials, tools and equipment in metal projects</w:t>
             </w:r>
@@ -4826,7 +4814,7 @@
                   <w:color w:val="17583F"/>
                   <w:b/>
                   <w:rFonts w:ascii="Arial" w:hAnsi="Arial"/>
-                  <w:sz w:val="14"/>
+                  <w:sz w:val="19"/>
                 </w:rPr>
                 <w:t>Official content</w:t>
               </w:r>
@@ -4841,7 +4829,7 @@
                 <w:rFonts w:ascii="Arial" w:hAnsi="Arial"/>
                 <w:b/>
                 <w:color w:val="17583F"/>
-                <w:sz w:val="14"/>
+                <w:sz w:val="19"/>
               </w:rPr>
               <w:t>INT5-SAF-01, INT5-USE-01, INT5-INP-01, INT5-PRO-01</w:t>
             </w:r>
@@ -4863,7 +4851,7 @@
                 <w:rFonts w:ascii="Arial" w:hAnsi="Arial"/>
                 <w:b w:val="0"/>
                 <w:color w:val="25342D"/>
-                <w:sz w:val="15"/>
+                <w:sz w:val="19"/>
               </w:rPr>
               <w:t>Practical checkpoint 3B — Teacher observation of controlled process and named quality check</w:t>
               <w:br/>
@@ -4893,7 +4881,7 @@
                 <w:rFonts w:ascii="Arial" w:hAnsi="Arial"/>
                 <w:b/>
                 <w:color w:val="25342D"/>
-                <w:sz w:val="16"/>
+                <w:sz w:val="19"/>
               </w:rPr>
               <w:t>15</w:t>
             </w:r>
@@ -4915,7 +4903,7 @@
                 <w:rFonts w:ascii="Arial" w:hAnsi="Arial"/>
                 <w:b/>
                 <w:color w:val="25342D"/>
-                <w:sz w:val="16"/>
+                <w:sz w:val="19"/>
               </w:rPr>
               <w:t>Practical</w:t>
             </w:r>
@@ -4937,7 +4925,7 @@
                 <w:rFonts w:ascii="Arial" w:hAnsi="Arial"/>
                 <w:b w:val="0"/>
                 <w:color w:val="25342D"/>
-                <w:sz w:val="15"/>
+                <w:sz w:val="19"/>
               </w:rPr>
               <w:t>Module 2: evidence and review</w:t>
             </w:r>
@@ -4958,7 +4946,7 @@
               <w:rPr>
                 <w:rFonts w:ascii="Arial" w:hAnsi="Arial"/>
                 <w:color w:val="25342D"/>
-                <w:sz w:val="16"/>
+                <w:sz w:val="19"/>
               </w:rPr>
               <w:t>Complete the current approved checkpoint. Photograph or otherwise record the result, annotate the quality finding and response, then clean down and store work safely.</w:t>
             </w:r>
@@ -4973,7 +4961,7 @@
                   <w:color w:val="17583F"/>
                   <w:b/>
                   <w:rFonts w:ascii="Arial" w:hAnsi="Arial"/>
-                  <w:sz w:val="15"/>
+                  <w:sz w:val="19"/>
                 </w:rPr>
                 <w:t>Approved project plan and production evidence</w:t>
               </w:r>
@@ -4995,7 +4983,7 @@
               <w:rPr>
                 <w:rFonts w:ascii="Arial" w:hAnsi="Arial"/>
                 <w:color w:val="25342D"/>
-                <w:sz w:val="15"/>
+                <w:sz w:val="19"/>
               </w:rPr>
               <w:t>Demonstrate safe workshop practices and procedures when using materials, tools and equipment in metal projects</w:t>
             </w:r>
@@ -5008,7 +4996,7 @@
                   <w:color w:val="17583F"/>
                   <w:b/>
                   <w:rFonts w:ascii="Arial" w:hAnsi="Arial"/>
-                  <w:sz w:val="14"/>
+                  <w:sz w:val="19"/>
                 </w:rPr>
                 <w:t>Official content</w:t>
               </w:r>
@@ -5023,7 +5011,7 @@
                 <w:rFonts w:ascii="Arial" w:hAnsi="Arial"/>
                 <w:b/>
                 <w:color w:val="17583F"/>
-                <w:sz w:val="14"/>
+                <w:sz w:val="19"/>
               </w:rPr>
               <w:t>INT5-SAF-01, INT5-USE-01, INT5-INP-01, INT5-PRO-01</w:t>
             </w:r>
@@ -5045,7 +5033,7 @@
                 <w:rFonts w:ascii="Arial" w:hAnsi="Arial"/>
                 <w:b w:val="0"/>
                 <w:color w:val="25342D"/>
-                <w:sz w:val="15"/>
+                <w:sz w:val="19"/>
               </w:rPr>
               <w:t>Practical checkpoint 3C — Checkpoint image or record, annotated quality finding and safe clean-down</w:t>
               <w:br/>
@@ -5056,13 +5044,9 @@
       </w:tr>
     </w:tbl>
     <w:p>
-      <w:r>
-        <w:br w:type="page"/>
-      </w:r>
-    </w:p>
-    <w:p>
       <w:pPr>
         <w:spacing w:after="60"/>
+        <w:pageBreakBefore/>
       </w:pPr>
       <w:r>
         <w:rPr>
@@ -5247,7 +5231,7 @@
                 <w:rFonts w:ascii="Arial" w:hAnsi="Arial"/>
                 <w:b/>
                 <w:color w:val="25342D"/>
-                <w:sz w:val="16"/>
+                <w:sz w:val="19"/>
               </w:rPr>
               <w:t>16</w:t>
             </w:r>
@@ -5269,7 +5253,7 @@
                 <w:rFonts w:ascii="Arial" w:hAnsi="Arial"/>
                 <w:b/>
                 <w:color w:val="25342D"/>
-                <w:sz w:val="16"/>
+                <w:sz w:val="19"/>
               </w:rPr>
               <w:t>Site/theory</w:t>
             </w:r>
@@ -5291,7 +5275,7 @@
                 <w:rFonts w:ascii="Arial" w:hAnsi="Arial"/>
                 <w:b w:val="0"/>
                 <w:color w:val="25342D"/>
-                <w:sz w:val="15"/>
+                <w:sz w:val="19"/>
               </w:rPr>
               <w:t>Module 2: Risk, WMS and time/action planning</w:t>
             </w:r>
@@ -5312,7 +5296,7 @@
               <w:rPr>
                 <w:rFonts w:ascii="Arial" w:hAnsi="Arial"/>
                 <w:color w:val="25342D"/>
-                <w:sz w:val="16"/>
+                <w:sz w:val="19"/>
               </w:rPr>
               <w:t>Read and discuss the named website theory: Checking head geometry, edges and assembly readiness. Complete the linked knowledge check and record a short application response.</w:t>
             </w:r>
@@ -5327,7 +5311,7 @@
                   <w:color w:val="17583F"/>
                   <w:b/>
                   <w:rFonts w:ascii="Arial" w:hAnsi="Arial"/>
-                  <w:sz w:val="15"/>
+                  <w:sz w:val="19"/>
                 </w:rPr>
                 <w:t>Theory: Checking head geometry, edges and assembly readiness</w:t>
               </w:r>
@@ -5343,7 +5327,7 @@
                   <w:color w:val="17583F"/>
                   <w:b/>
                   <w:rFonts w:ascii="Arial" w:hAnsi="Arial"/>
-                  <w:sz w:val="15"/>
+                  <w:sz w:val="19"/>
                 </w:rPr>
                 <w:t>Knowledge check: Risk, WMS and time/action planning</w:t>
               </w:r>
@@ -5359,7 +5343,7 @@
                   <w:color w:val="17583F"/>
                   <w:b/>
                   <w:rFonts w:ascii="Arial" w:hAnsi="Arial"/>
-                  <w:sz w:val="15"/>
+                  <w:sz w:val="19"/>
                 </w:rPr>
                 <w:t>Syllabus learning</w:t>
               </w:r>
@@ -5382,7 +5366,7 @@
                 <w:rFonts w:ascii="Arial" w:hAnsi="Arial"/>
                 <w:b/>
                 <w:color w:val="25342D"/>
-                <w:sz w:val="15"/>
+                <w:sz w:val="19"/>
               </w:rPr>
               <w:t>Recognise the importance of conservation of materials and recycling in the metal industry</w:t>
             </w:r>
@@ -5395,7 +5379,7 @@
                   <w:color w:val="17583F"/>
                   <w:b/>
                   <w:rFonts w:ascii="Arial" w:hAnsi="Arial"/>
-                  <w:sz w:val="14"/>
+                  <w:sz w:val="19"/>
                 </w:rPr>
                 <w:t>Official content</w:t>
               </w:r>
@@ -5409,7 +5393,7 @@
               <w:rPr>
                 <w:rFonts w:ascii="Arial" w:hAnsi="Arial"/>
                 <w:color w:val="25342D"/>
-                <w:sz w:val="15"/>
+                <w:sz w:val="19"/>
               </w:rPr>
               <w:t>Use subject-specific terminology to communicate industrial technology concepts</w:t>
             </w:r>
@@ -5422,7 +5406,7 @@
                   <w:color w:val="17583F"/>
                   <w:b/>
                   <w:rFonts w:ascii="Arial" w:hAnsi="Arial"/>
-                  <w:sz w:val="14"/>
+                  <w:sz w:val="19"/>
                 </w:rPr>
                 <w:t>Official content</w:t>
               </w:r>
@@ -5437,7 +5421,7 @@
                 <w:rFonts w:ascii="Arial" w:hAnsi="Arial"/>
                 <w:b/>
                 <w:color w:val="17583F"/>
-                <w:sz w:val="14"/>
+                <w:sz w:val="19"/>
               </w:rPr>
               <w:t>INT5-COM-01, INT5-IND-01, INT5-ENV-01, INT5-USE-01</w:t>
             </w:r>
@@ -5459,7 +5443,7 @@
                 <w:rFonts w:ascii="Arial" w:hAnsi="Arial"/>
                 <w:b w:val="0"/>
                 <w:color w:val="25342D"/>
-                <w:sz w:val="15"/>
+                <w:sz w:val="19"/>
               </w:rPr>
               <w:t>Named theory/check record — Module 2: Checking head geometry, edges and assembly readiness</w:t>
               <w:br/>
@@ -5489,7 +5473,7 @@
                 <w:rFonts w:ascii="Arial" w:hAnsi="Arial"/>
                 <w:b/>
                 <w:color w:val="25342D"/>
-                <w:sz w:val="16"/>
+                <w:sz w:val="19"/>
               </w:rPr>
               <w:t>17</w:t>
             </w:r>
@@ -5511,7 +5495,7 @@
                 <w:rFonts w:ascii="Arial" w:hAnsi="Arial"/>
                 <w:b/>
                 <w:color w:val="25342D"/>
-                <w:sz w:val="16"/>
+                <w:sz w:val="19"/>
               </w:rPr>
               <w:t>Project/folio</w:t>
             </w:r>
@@ -5533,7 +5517,7 @@
                 <w:rFonts w:ascii="Arial" w:hAnsi="Arial"/>
                 <w:b w:val="0"/>
                 <w:color w:val="25342D"/>
-                <w:sz w:val="15"/>
+                <w:sz w:val="19"/>
               </w:rPr>
               <w:t>Module 2: folio and project decisions</w:t>
             </w:r>
@@ -5554,7 +5538,7 @@
               <w:rPr>
                 <w:rFonts w:ascii="Arial" w:hAnsi="Arial"/>
                 <w:color w:val="25342D"/>
-                <w:sz w:val="16"/>
+                <w:sz w:val="19"/>
               </w:rPr>
               <w:t>Apply Module 2 learning to the current approved project. Update the folio with the relevant decision, supporting evidence, quality check and next step.</w:t>
             </w:r>
@@ -5569,7 +5553,7 @@
                   <w:color w:val="17583F"/>
                   <w:b/>
                   <w:rFonts w:ascii="Arial" w:hAnsi="Arial"/>
-                  <w:sz w:val="15"/>
+                  <w:sz w:val="19"/>
                 </w:rPr>
                 <w:t>Project folio: checkpoint 4</w:t>
               </w:r>
@@ -5585,7 +5569,7 @@
                   <w:color w:val="17583F"/>
                   <w:b/>
                   <w:rFonts w:ascii="Arial" w:hAnsi="Arial"/>
-                  <w:sz w:val="15"/>
+                  <w:sz w:val="19"/>
                 </w:rPr>
                 <w:t>Project folio</w:t>
               </w:r>
@@ -5608,7 +5592,7 @@
                 <w:rFonts w:ascii="Arial" w:hAnsi="Arial"/>
                 <w:b/>
                 <w:color w:val="25342D"/>
-                <w:sz w:val="15"/>
+                <w:sz w:val="19"/>
               </w:rPr>
               <w:t>Demonstrate digital literacy and information management skills when working with digital systems and in online…</w:t>
             </w:r>
@@ -5621,7 +5605,7 @@
                   <w:color w:val="17583F"/>
                   <w:b/>
                   <w:rFonts w:ascii="Arial" w:hAnsi="Arial"/>
-                  <w:sz w:val="14"/>
+                  <w:sz w:val="19"/>
                 </w:rPr>
                 <w:t>Official content</w:t>
               </w:r>
@@ -5635,7 +5619,7 @@
               <w:rPr>
                 <w:rFonts w:ascii="Arial" w:hAnsi="Arial"/>
                 <w:color w:val="25342D"/>
-                <w:sz w:val="15"/>
+                <w:sz w:val="19"/>
               </w:rPr>
               <w:t>Create written texts to document, reflect on and evaluate project development, production and management…</w:t>
             </w:r>
@@ -5648,7 +5632,7 @@
                   <w:color w:val="17583F"/>
                   <w:b/>
                   <w:rFonts w:ascii="Arial" w:hAnsi="Arial"/>
-                  <w:sz w:val="14"/>
+                  <w:sz w:val="19"/>
                 </w:rPr>
                 <w:t>Official content</w:t>
               </w:r>
@@ -5663,7 +5647,7 @@
                 <w:rFonts w:ascii="Arial" w:hAnsi="Arial"/>
                 <w:b/>
                 <w:color w:val="17583F"/>
-                <w:sz w:val="14"/>
+                <w:sz w:val="19"/>
               </w:rPr>
               <w:t>INT5-COM-01, INT5-DES-01, INT5-EVL-01</w:t>
             </w:r>
@@ -5685,7 +5669,7 @@
                 <w:rFonts w:ascii="Arial" w:hAnsi="Arial"/>
                 <w:b w:val="0"/>
                 <w:color w:val="25342D"/>
-                <w:sz w:val="15"/>
+                <w:sz w:val="19"/>
               </w:rPr>
               <w:t>Folio checkpoint 4 — Module 2 decision, supporting evidence and teacher feedback</w:t>
               <w:br/>
@@ -5715,7 +5699,7 @@
                 <w:rFonts w:ascii="Arial" w:hAnsi="Arial"/>
                 <w:b/>
                 <w:color w:val="25342D"/>
-                <w:sz w:val="16"/>
+                <w:sz w:val="19"/>
               </w:rPr>
               <w:t>18</w:t>
             </w:r>
@@ -5737,7 +5721,7 @@
                 <w:rFonts w:ascii="Arial" w:hAnsi="Arial"/>
                 <w:b/>
                 <w:color w:val="25342D"/>
-                <w:sz w:val="16"/>
+                <w:sz w:val="19"/>
               </w:rPr>
               <w:t>Practical</w:t>
             </w:r>
@@ -5759,7 +5743,7 @@
                 <w:rFonts w:ascii="Arial" w:hAnsi="Arial"/>
                 <w:b w:val="0"/>
                 <w:color w:val="25342D"/>
-                <w:sz w:val="15"/>
+                <w:sz w:val="19"/>
               </w:rPr>
               <w:t>Module 2: setup and approved stage</w:t>
             </w:r>
@@ -5780,7 +5764,7 @@
               <w:rPr>
                 <w:rFonts w:ascii="Arial" w:hAnsi="Arial"/>
                 <w:color w:val="25342D"/>
-                <w:sz w:val="16"/>
+                <w:sz w:val="19"/>
               </w:rPr>
               <w:t>Confirm the current teacher-issued plan, hazards, controls, setup, permission and quality hold point. Complete only the demonstrated production stage.</w:t>
             </w:r>
@@ -5795,7 +5779,7 @@
                   <w:color w:val="17583F"/>
                   <w:b/>
                   <w:rFonts w:ascii="Arial" w:hAnsi="Arial"/>
-                  <w:sz w:val="15"/>
+                  <w:sz w:val="19"/>
                 </w:rPr>
                 <w:t>Approved project plan and production evidence</w:t>
               </w:r>
@@ -5817,7 +5801,7 @@
               <w:rPr>
                 <w:rFonts w:ascii="Arial" w:hAnsi="Arial"/>
                 <w:color w:val="25342D"/>
-                <w:sz w:val="15"/>
+                <w:sz w:val="19"/>
               </w:rPr>
               <w:t>Demonstrate safe workshop practices and procedures when using materials, tools and equipment in metal projects</w:t>
             </w:r>
@@ -5830,7 +5814,7 @@
                   <w:color w:val="17583F"/>
                   <w:b/>
                   <w:rFonts w:ascii="Arial" w:hAnsi="Arial"/>
-                  <w:sz w:val="14"/>
+                  <w:sz w:val="19"/>
                 </w:rPr>
                 <w:t>Official content</w:t>
               </w:r>
@@ -5845,7 +5829,7 @@
                 <w:rFonts w:ascii="Arial" w:hAnsi="Arial"/>
                 <w:b/>
                 <w:color w:val="17583F"/>
-                <w:sz w:val="14"/>
+                <w:sz w:val="19"/>
               </w:rPr>
               <w:t>INT5-SAF-01, INT5-USE-01, INT5-INP-01, INT5-PRO-01</w:t>
             </w:r>
@@ -5867,7 +5851,7 @@
                 <w:rFonts w:ascii="Arial" w:hAnsi="Arial"/>
                 <w:b w:val="0"/>
                 <w:color w:val="25342D"/>
-                <w:sz w:val="15"/>
+                <w:sz w:val="19"/>
               </w:rPr>
               <w:t>Practical checkpoint 4A — Safe setup, authorised stage and first quality hold point</w:t>
               <w:br/>
@@ -5897,7 +5881,7 @@
                 <w:rFonts w:ascii="Arial" w:hAnsi="Arial"/>
                 <w:b/>
                 <w:color w:val="25342D"/>
-                <w:sz w:val="16"/>
+                <w:sz w:val="19"/>
               </w:rPr>
               <w:t>19</w:t>
             </w:r>
@@ -5919,7 +5903,7 @@
                 <w:rFonts w:ascii="Arial" w:hAnsi="Arial"/>
                 <w:b/>
                 <w:color w:val="25342D"/>
-                <w:sz w:val="16"/>
+                <w:sz w:val="19"/>
               </w:rPr>
               <w:t>Practical</w:t>
             </w:r>
@@ -5941,7 +5925,7 @@
                 <w:rFonts w:ascii="Arial" w:hAnsi="Arial"/>
                 <w:b w:val="0"/>
                 <w:color w:val="25342D"/>
-                <w:sz w:val="15"/>
+                <w:sz w:val="19"/>
               </w:rPr>
               <w:t>Module 2: controlled production</w:t>
             </w:r>
@@ -5962,7 +5946,7 @@
               <w:rPr>
                 <w:rFonts w:ascii="Arial" w:hAnsi="Arial"/>
                 <w:color w:val="25342D"/>
-                <w:sz w:val="16"/>
+                <w:sz w:val="19"/>
               </w:rPr>
               <w:t>Continue the current teacher-approved production stage. Follow the applicable demonstration, SOP and controls; check accuracy, fit, form or surface quality before continuing.</w:t>
             </w:r>
@@ -5977,7 +5961,7 @@
                   <w:color w:val="17583F"/>
                   <w:b/>
                   <w:rFonts w:ascii="Arial" w:hAnsi="Arial"/>
-                  <w:sz w:val="15"/>
+                  <w:sz w:val="19"/>
                 </w:rPr>
                 <w:t>Approved project plan and production evidence</w:t>
               </w:r>
@@ -5999,7 +5983,7 @@
               <w:rPr>
                 <w:rFonts w:ascii="Arial" w:hAnsi="Arial"/>
                 <w:color w:val="25342D"/>
-                <w:sz w:val="15"/>
+                <w:sz w:val="19"/>
               </w:rPr>
               <w:t>Demonstrate safe workshop practices and procedures when using materials, tools and equipment in metal projects</w:t>
             </w:r>
@@ -6012,7 +5996,7 @@
                   <w:color w:val="17583F"/>
                   <w:b/>
                   <w:rFonts w:ascii="Arial" w:hAnsi="Arial"/>
-                  <w:sz w:val="14"/>
+                  <w:sz w:val="19"/>
                 </w:rPr>
                 <w:t>Official content</w:t>
               </w:r>
@@ -6027,7 +6011,7 @@
                 <w:rFonts w:ascii="Arial" w:hAnsi="Arial"/>
                 <w:b/>
                 <w:color w:val="17583F"/>
-                <w:sz w:val="14"/>
+                <w:sz w:val="19"/>
               </w:rPr>
               <w:t>INT5-SAF-01, INT5-USE-01, INT5-INP-01, INT5-PRO-01</w:t>
             </w:r>
@@ -6049,7 +6033,7 @@
                 <w:rFonts w:ascii="Arial" w:hAnsi="Arial"/>
                 <w:b w:val="0"/>
                 <w:color w:val="25342D"/>
-                <w:sz w:val="15"/>
+                <w:sz w:val="19"/>
               </w:rPr>
               <w:t>Practical checkpoint 4B — Teacher observation of controlled process and named quality check</w:t>
               <w:br/>
@@ -6079,7 +6063,7 @@
                 <w:rFonts w:ascii="Arial" w:hAnsi="Arial"/>
                 <w:b/>
                 <w:color w:val="25342D"/>
-                <w:sz w:val="16"/>
+                <w:sz w:val="19"/>
               </w:rPr>
               <w:t>20</w:t>
             </w:r>
@@ -6101,7 +6085,7 @@
                 <w:rFonts w:ascii="Arial" w:hAnsi="Arial"/>
                 <w:b/>
                 <w:color w:val="25342D"/>
-                <w:sz w:val="16"/>
+                <w:sz w:val="19"/>
               </w:rPr>
               <w:t>Practical</w:t>
             </w:r>
@@ -6123,7 +6107,7 @@
                 <w:rFonts w:ascii="Arial" w:hAnsi="Arial"/>
                 <w:b w:val="0"/>
                 <w:color w:val="25342D"/>
-                <w:sz w:val="15"/>
+                <w:sz w:val="19"/>
               </w:rPr>
               <w:t>Module 2: evidence and review</w:t>
             </w:r>
@@ -6144,7 +6128,7 @@
               <w:rPr>
                 <w:rFonts w:ascii="Arial" w:hAnsi="Arial"/>
                 <w:color w:val="25342D"/>
-                <w:sz w:val="16"/>
+                <w:sz w:val="19"/>
               </w:rPr>
               <w:t>Complete the current approved checkpoint. Photograph or otherwise record the result, annotate the quality finding and response, then clean down and store work safely.</w:t>
             </w:r>
@@ -6159,7 +6143,7 @@
                   <w:color w:val="17583F"/>
                   <w:b/>
                   <w:rFonts w:ascii="Arial" w:hAnsi="Arial"/>
-                  <w:sz w:val="15"/>
+                  <w:sz w:val="19"/>
                 </w:rPr>
                 <w:t>Approved project plan and production evidence</w:t>
               </w:r>
@@ -6181,7 +6165,7 @@
               <w:rPr>
                 <w:rFonts w:ascii="Arial" w:hAnsi="Arial"/>
                 <w:color w:val="25342D"/>
-                <w:sz w:val="15"/>
+                <w:sz w:val="19"/>
               </w:rPr>
               <w:t>Demonstrate safe workshop practices and procedures when using materials, tools and equipment in metal projects</w:t>
             </w:r>
@@ -6194,7 +6178,7 @@
                   <w:color w:val="17583F"/>
                   <w:b/>
                   <w:rFonts w:ascii="Arial" w:hAnsi="Arial"/>
-                  <w:sz w:val="14"/>
+                  <w:sz w:val="19"/>
                 </w:rPr>
                 <w:t>Official content</w:t>
               </w:r>
@@ -6209,7 +6193,7 @@
                 <w:rFonts w:ascii="Arial" w:hAnsi="Arial"/>
                 <w:b/>
                 <w:color w:val="17583F"/>
-                <w:sz w:val="14"/>
+                <w:sz w:val="19"/>
               </w:rPr>
               <w:t>INT5-SAF-01, INT5-USE-01, INT5-INP-01, INT5-PRO-01</w:t>
             </w:r>
@@ -6231,7 +6215,7 @@
                 <w:rFonts w:ascii="Arial" w:hAnsi="Arial"/>
                 <w:b w:val="0"/>
                 <w:color w:val="25342D"/>
-                <w:sz w:val="15"/>
+                <w:sz w:val="19"/>
               </w:rPr>
               <w:t>Practical checkpoint 4C — Checkpoint image or record, annotated quality finding and safe clean-down</w:t>
               <w:br/>
@@ -6242,13 +6226,9 @@
       </w:tr>
     </w:tbl>
     <w:p>
-      <w:r>
-        <w:br w:type="page"/>
-      </w:r>
-    </w:p>
-    <w:p>
       <w:pPr>
         <w:spacing w:after="60"/>
+        <w:pageBreakBefore/>
       </w:pPr>
       <w:r>
         <w:rPr>
@@ -6433,7 +6413,7 @@
                 <w:rFonts w:ascii="Arial" w:hAnsi="Arial"/>
                 <w:b/>
                 <w:color w:val="25342D"/>
-                <w:sz w:val="16"/>
+                <w:sz w:val="19"/>
               </w:rPr>
               <w:t>21</w:t>
             </w:r>
@@ -6455,7 +6435,7 @@
                 <w:rFonts w:ascii="Arial" w:hAnsi="Arial"/>
                 <w:b/>
                 <w:color w:val="25342D"/>
-                <w:sz w:val="16"/>
+                <w:sz w:val="19"/>
               </w:rPr>
               <w:t>Site/theory</w:t>
             </w:r>
@@ -6477,7 +6457,7 @@
                 <w:rFonts w:ascii="Arial" w:hAnsi="Arial"/>
                 <w:b w:val="0"/>
                 <w:color w:val="25342D"/>
-                <w:sz w:val="15"/>
+                <w:sz w:val="19"/>
               </w:rPr>
               <w:t>Module 3: Alloys and shovel-head production</w:t>
             </w:r>
@@ -6498,7 +6478,7 @@
               <w:rPr>
                 <w:rFonts w:ascii="Arial" w:hAnsi="Arial"/>
                 <w:color w:val="25342D"/>
-                <w:sz w:val="16"/>
+                <w:sz w:val="19"/>
               </w:rPr>
               <w:t>Read and discuss the named website theory: Metal-lathe SOP evidence for handle and end-plug work; Functional fits connect dimensions to movement and assembly. Complete the linked knowledge check and record a short application response.</w:t>
             </w:r>
@@ -6513,7 +6493,7 @@
                   <w:color w:val="17583F"/>
                   <w:b/>
                   <w:rFonts w:ascii="Arial" w:hAnsi="Arial"/>
-                  <w:sz w:val="15"/>
+                  <w:sz w:val="19"/>
                 </w:rPr>
                 <w:t>Theory: Metal-lathe SOP evidence for handle and end-plug work</w:t>
               </w:r>
@@ -6529,7 +6509,7 @@
                   <w:color w:val="17583F"/>
                   <w:b/>
                   <w:rFonts w:ascii="Arial" w:hAnsi="Arial"/>
-                  <w:sz w:val="15"/>
+                  <w:sz w:val="19"/>
                 </w:rPr>
                 <w:t>Theory: Functional fits connect dimensions to movement and assembly</w:t>
               </w:r>
@@ -6545,7 +6525,7 @@
                   <w:color w:val="17583F"/>
                   <w:b/>
                   <w:rFonts w:ascii="Arial" w:hAnsi="Arial"/>
-                  <w:sz w:val="15"/>
+                  <w:sz w:val="19"/>
                 </w:rPr>
                 <w:t>Knowledge check: Alloys and shovel-head production</w:t>
               </w:r>
@@ -6561,7 +6541,7 @@
                   <w:color w:val="17583F"/>
                   <w:b/>
                   <w:rFonts w:ascii="Arial" w:hAnsi="Arial"/>
-                  <w:sz w:val="15"/>
+                  <w:sz w:val="19"/>
                 </w:rPr>
                 <w:t>Syllabus learning</w:t>
               </w:r>
@@ -6584,7 +6564,7 @@
                 <w:rFonts w:ascii="Arial" w:hAnsi="Arial"/>
                 <w:b/>
                 <w:color w:val="25342D"/>
-                <w:sz w:val="15"/>
+                <w:sz w:val="19"/>
               </w:rPr>
               <w:t>Describe how mechanical properties of metals may be modified by alloying, heat treatment and hot or cold…</w:t>
             </w:r>
@@ -6597,7 +6577,7 @@
                   <w:color w:val="17583F"/>
                   <w:b/>
                   <w:rFonts w:ascii="Arial" w:hAnsi="Arial"/>
-                  <w:sz w:val="14"/>
+                  <w:sz w:val="19"/>
                 </w:rPr>
                 <w:t>Official content</w:t>
               </w:r>
@@ -6611,7 +6591,7 @@
               <w:rPr>
                 <w:rFonts w:ascii="Arial" w:hAnsi="Arial"/>
                 <w:color w:val="25342D"/>
-                <w:sz w:val="15"/>
+                <w:sz w:val="19"/>
               </w:rPr>
               <w:t>Use subject-specific terminology to communicate industrial technology concepts</w:t>
             </w:r>
@@ -6624,7 +6604,7 @@
                   <w:color w:val="17583F"/>
                   <w:b/>
                   <w:rFonts w:ascii="Arial" w:hAnsi="Arial"/>
-                  <w:sz w:val="14"/>
+                  <w:sz w:val="19"/>
                 </w:rPr>
                 <w:t>Official content</w:t>
               </w:r>
@@ -6639,7 +6619,7 @@
                 <w:rFonts w:ascii="Arial" w:hAnsi="Arial"/>
                 <w:b/>
                 <w:color w:val="17583F"/>
-                <w:sz w:val="14"/>
+                <w:sz w:val="19"/>
               </w:rPr>
               <w:t>INT5-COM-01, INT5-ENV-01, INT5-USE-01, INT5-INP-01</w:t>
             </w:r>
@@ -6661,7 +6641,7 @@
                 <w:rFonts w:ascii="Arial" w:hAnsi="Arial"/>
                 <w:b w:val="0"/>
                 <w:color w:val="25342D"/>
-                <w:sz w:val="15"/>
+                <w:sz w:val="19"/>
               </w:rPr>
               <w:t>Named theory/check record — Module 3: Metal-lathe SOP evidence for handle and end-plug work; Functional fits connect dimensions to movement…</w:t>
               <w:br/>
@@ -6691,7 +6671,7 @@
                 <w:rFonts w:ascii="Arial" w:hAnsi="Arial"/>
                 <w:b/>
                 <w:color w:val="25342D"/>
-                <w:sz w:val="16"/>
+                <w:sz w:val="19"/>
               </w:rPr>
               <w:t>22</w:t>
             </w:r>
@@ -6713,7 +6693,7 @@
                 <w:rFonts w:ascii="Arial" w:hAnsi="Arial"/>
                 <w:b/>
                 <w:color w:val="25342D"/>
-                <w:sz w:val="16"/>
+                <w:sz w:val="19"/>
               </w:rPr>
               <w:t>Project/folio</w:t>
             </w:r>
@@ -6735,7 +6715,7 @@
                 <w:rFonts w:ascii="Arial" w:hAnsi="Arial"/>
                 <w:b w:val="0"/>
                 <w:color w:val="25342D"/>
-                <w:sz w:val="15"/>
+                <w:sz w:val="19"/>
               </w:rPr>
               <w:t>Module 3: folio and project decisions</w:t>
             </w:r>
@@ -6756,7 +6736,7 @@
               <w:rPr>
                 <w:rFonts w:ascii="Arial" w:hAnsi="Arial"/>
                 <w:color w:val="25342D"/>
-                <w:sz w:val="16"/>
+                <w:sz w:val="19"/>
               </w:rPr>
               <w:t>Apply Module 3 learning to the current approved project. Update the folio with the relevant decision, supporting evidence, quality check and next step.</w:t>
             </w:r>
@@ -6771,7 +6751,7 @@
                   <w:color w:val="17583F"/>
                   <w:b/>
                   <w:rFonts w:ascii="Arial" w:hAnsi="Arial"/>
-                  <w:sz w:val="15"/>
+                  <w:sz w:val="19"/>
                 </w:rPr>
                 <w:t>Project folio: checkpoint 5</w:t>
               </w:r>
@@ -6793,7 +6773,7 @@
               <w:rPr>
                 <w:rFonts w:ascii="Arial" w:hAnsi="Arial"/>
                 <w:color w:val="25342D"/>
-                <w:sz w:val="15"/>
+                <w:sz w:val="19"/>
               </w:rPr>
               <w:t>Create written texts to document, reflect on and evaluate project development, production and management…</w:t>
             </w:r>
@@ -6806,7 +6786,7 @@
                   <w:color w:val="17583F"/>
                   <w:b/>
                   <w:rFonts w:ascii="Arial" w:hAnsi="Arial"/>
-                  <w:sz w:val="14"/>
+                  <w:sz w:val="19"/>
                 </w:rPr>
                 <w:t>Official content</w:t>
               </w:r>
@@ -6821,7 +6801,7 @@
                 <w:rFonts w:ascii="Arial" w:hAnsi="Arial"/>
                 <w:b/>
                 <w:color w:val="17583F"/>
-                <w:sz w:val="14"/>
+                <w:sz w:val="19"/>
               </w:rPr>
               <w:t>INT5-COM-01, INT5-DES-01, INT5-EVL-01</w:t>
             </w:r>
@@ -6843,7 +6823,7 @@
                 <w:rFonts w:ascii="Arial" w:hAnsi="Arial"/>
                 <w:b w:val="0"/>
                 <w:color w:val="25342D"/>
-                <w:sz w:val="15"/>
+                <w:sz w:val="19"/>
               </w:rPr>
               <w:t>Folio checkpoint 5 — Module 3 decision, supporting evidence and teacher feedback</w:t>
               <w:br/>
@@ -6873,7 +6853,7 @@
                 <w:rFonts w:ascii="Arial" w:hAnsi="Arial"/>
                 <w:b/>
                 <w:color w:val="25342D"/>
-                <w:sz w:val="16"/>
+                <w:sz w:val="19"/>
               </w:rPr>
               <w:t>23</w:t>
             </w:r>
@@ -6895,7 +6875,7 @@
                 <w:rFonts w:ascii="Arial" w:hAnsi="Arial"/>
                 <w:b/>
                 <w:color w:val="25342D"/>
-                <w:sz w:val="16"/>
+                <w:sz w:val="19"/>
               </w:rPr>
               <w:t>Practical</w:t>
             </w:r>
@@ -6917,7 +6897,7 @@
                 <w:rFonts w:ascii="Arial" w:hAnsi="Arial"/>
                 <w:b w:val="0"/>
                 <w:color w:val="25342D"/>
-                <w:sz w:val="15"/>
+                <w:sz w:val="19"/>
               </w:rPr>
               <w:t>Module 3: setup and approved stage</w:t>
             </w:r>
@@ -6938,7 +6918,7 @@
               <w:rPr>
                 <w:rFonts w:ascii="Arial" w:hAnsi="Arial"/>
                 <w:color w:val="25342D"/>
-                <w:sz w:val="16"/>
+                <w:sz w:val="19"/>
               </w:rPr>
               <w:t>Confirm the current teacher-issued plan, hazards, controls, setup, permission and quality hold point. Complete only the demonstrated production stage.</w:t>
             </w:r>
@@ -6953,7 +6933,7 @@
                   <w:color w:val="17583F"/>
                   <w:b/>
                   <w:rFonts w:ascii="Arial" w:hAnsi="Arial"/>
-                  <w:sz w:val="15"/>
+                  <w:sz w:val="19"/>
                 </w:rPr>
                 <w:t>Approved project plan and production evidence</w:t>
               </w:r>
@@ -6975,7 +6955,7 @@
               <w:rPr>
                 <w:rFonts w:ascii="Arial" w:hAnsi="Arial"/>
                 <w:color w:val="25342D"/>
-                <w:sz w:val="15"/>
+                <w:sz w:val="19"/>
               </w:rPr>
               <w:t>Demonstrate safe workshop practices and procedures when using materials, tools and equipment in metal projects</w:t>
             </w:r>
@@ -6988,7 +6968,7 @@
                   <w:color w:val="17583F"/>
                   <w:b/>
                   <w:rFonts w:ascii="Arial" w:hAnsi="Arial"/>
-                  <w:sz w:val="14"/>
+                  <w:sz w:val="19"/>
                 </w:rPr>
                 <w:t>Official content</w:t>
               </w:r>
@@ -7003,7 +6983,7 @@
                 <w:rFonts w:ascii="Arial" w:hAnsi="Arial"/>
                 <w:b/>
                 <w:color w:val="17583F"/>
-                <w:sz w:val="14"/>
+                <w:sz w:val="19"/>
               </w:rPr>
               <w:t>INT5-SAF-01, INT5-USE-01, INT5-INP-01, INT5-PRO-01</w:t>
             </w:r>
@@ -7025,7 +7005,7 @@
                 <w:rFonts w:ascii="Arial" w:hAnsi="Arial"/>
                 <w:b w:val="0"/>
                 <w:color w:val="25342D"/>
-                <w:sz w:val="15"/>
+                <w:sz w:val="19"/>
               </w:rPr>
               <w:t>Practical checkpoint 5A — Safe setup, authorised stage and first quality hold point</w:t>
               <w:br/>
@@ -7055,7 +7035,7 @@
                 <w:rFonts w:ascii="Arial" w:hAnsi="Arial"/>
                 <w:b/>
                 <w:color w:val="25342D"/>
-                <w:sz w:val="16"/>
+                <w:sz w:val="19"/>
               </w:rPr>
               <w:t>24</w:t>
             </w:r>
@@ -7077,7 +7057,7 @@
                 <w:rFonts w:ascii="Arial" w:hAnsi="Arial"/>
                 <w:b/>
                 <w:color w:val="25342D"/>
-                <w:sz w:val="16"/>
+                <w:sz w:val="19"/>
               </w:rPr>
               <w:t>Practical</w:t>
             </w:r>
@@ -7099,7 +7079,7 @@
                 <w:rFonts w:ascii="Arial" w:hAnsi="Arial"/>
                 <w:b w:val="0"/>
                 <w:color w:val="25342D"/>
-                <w:sz w:val="15"/>
+                <w:sz w:val="19"/>
               </w:rPr>
               <w:t>Module 3: controlled production</w:t>
             </w:r>
@@ -7120,7 +7100,7 @@
               <w:rPr>
                 <w:rFonts w:ascii="Arial" w:hAnsi="Arial"/>
                 <w:color w:val="25342D"/>
-                <w:sz w:val="16"/>
+                <w:sz w:val="19"/>
               </w:rPr>
               <w:t>Continue the current teacher-approved production stage. Follow the applicable demonstration, SOP and controls; check accuracy, fit, form or surface quality before continuing.</w:t>
             </w:r>
@@ -7135,7 +7115,7 @@
                   <w:color w:val="17583F"/>
                   <w:b/>
                   <w:rFonts w:ascii="Arial" w:hAnsi="Arial"/>
-                  <w:sz w:val="15"/>
+                  <w:sz w:val="19"/>
                 </w:rPr>
                 <w:t>Approved project plan and production evidence</w:t>
               </w:r>
@@ -7157,7 +7137,7 @@
               <w:rPr>
                 <w:rFonts w:ascii="Arial" w:hAnsi="Arial"/>
                 <w:color w:val="25342D"/>
-                <w:sz w:val="15"/>
+                <w:sz w:val="19"/>
               </w:rPr>
               <w:t>Demonstrate safe workshop practices and procedures when using materials, tools and equipment in metal projects</w:t>
             </w:r>
@@ -7170,7 +7150,7 @@
                   <w:color w:val="17583F"/>
                   <w:b/>
                   <w:rFonts w:ascii="Arial" w:hAnsi="Arial"/>
-                  <w:sz w:val="14"/>
+                  <w:sz w:val="19"/>
                 </w:rPr>
                 <w:t>Official content</w:t>
               </w:r>
@@ -7185,7 +7165,7 @@
                 <w:rFonts w:ascii="Arial" w:hAnsi="Arial"/>
                 <w:b/>
                 <w:color w:val="17583F"/>
-                <w:sz w:val="14"/>
+                <w:sz w:val="19"/>
               </w:rPr>
               <w:t>INT5-SAF-01, INT5-USE-01, INT5-INP-01, INT5-PRO-01</w:t>
             </w:r>
@@ -7207,7 +7187,7 @@
                 <w:rFonts w:ascii="Arial" w:hAnsi="Arial"/>
                 <w:b w:val="0"/>
                 <w:color w:val="25342D"/>
-                <w:sz w:val="15"/>
+                <w:sz w:val="19"/>
               </w:rPr>
               <w:t>Practical checkpoint 5B — Teacher observation of controlled process and named quality check</w:t>
               <w:br/>
@@ -7237,7 +7217,7 @@
                 <w:rFonts w:ascii="Arial" w:hAnsi="Arial"/>
                 <w:b/>
                 <w:color w:val="25342D"/>
-                <w:sz w:val="16"/>
+                <w:sz w:val="19"/>
               </w:rPr>
               <w:t>25</w:t>
             </w:r>
@@ -7259,7 +7239,7 @@
                 <w:rFonts w:ascii="Arial" w:hAnsi="Arial"/>
                 <w:b/>
                 <w:color w:val="25342D"/>
-                <w:sz w:val="16"/>
+                <w:sz w:val="19"/>
               </w:rPr>
               <w:t>Practical</w:t>
             </w:r>
@@ -7281,7 +7261,7 @@
                 <w:rFonts w:ascii="Arial" w:hAnsi="Arial"/>
                 <w:b w:val="0"/>
                 <w:color w:val="25342D"/>
-                <w:sz w:val="15"/>
+                <w:sz w:val="19"/>
               </w:rPr>
               <w:t>Module 3: evidence and review</w:t>
             </w:r>
@@ -7302,7 +7282,7 @@
               <w:rPr>
                 <w:rFonts w:ascii="Arial" w:hAnsi="Arial"/>
                 <w:color w:val="25342D"/>
-                <w:sz w:val="16"/>
+                <w:sz w:val="19"/>
               </w:rPr>
               <w:t>Complete the current approved checkpoint. Photograph or otherwise record the result, annotate the quality finding and response, then clean down and store work safely.</w:t>
             </w:r>
@@ -7317,7 +7297,7 @@
                   <w:color w:val="17583F"/>
                   <w:b/>
                   <w:rFonts w:ascii="Arial" w:hAnsi="Arial"/>
-                  <w:sz w:val="15"/>
+                  <w:sz w:val="19"/>
                 </w:rPr>
                 <w:t>Approved project plan and production evidence</w:t>
               </w:r>
@@ -7339,7 +7319,7 @@
               <w:rPr>
                 <w:rFonts w:ascii="Arial" w:hAnsi="Arial"/>
                 <w:color w:val="25342D"/>
-                <w:sz w:val="15"/>
+                <w:sz w:val="19"/>
               </w:rPr>
               <w:t>Demonstrate safe workshop practices and procedures when using materials, tools and equipment in metal projects</w:t>
             </w:r>
@@ -7352,7 +7332,7 @@
                   <w:color w:val="17583F"/>
                   <w:b/>
                   <w:rFonts w:ascii="Arial" w:hAnsi="Arial"/>
-                  <w:sz w:val="14"/>
+                  <w:sz w:val="19"/>
                 </w:rPr>
                 <w:t>Official content</w:t>
               </w:r>
@@ -7367,7 +7347,7 @@
                 <w:rFonts w:ascii="Arial" w:hAnsi="Arial"/>
                 <w:b/>
                 <w:color w:val="17583F"/>
-                <w:sz w:val="14"/>
+                <w:sz w:val="19"/>
               </w:rPr>
               <w:t>INT5-SAF-01, INT5-USE-01, INT5-INP-01, INT5-PRO-01</w:t>
             </w:r>
@@ -7389,7 +7369,7 @@
                 <w:rFonts w:ascii="Arial" w:hAnsi="Arial"/>
                 <w:b w:val="0"/>
                 <w:color w:val="25342D"/>
-                <w:sz w:val="15"/>
+                <w:sz w:val="19"/>
               </w:rPr>
               <w:t>Practical checkpoint 5C — Checkpoint image or record, annotated quality finding and safe clean-down</w:t>
               <w:br/>
@@ -7400,13 +7380,9 @@
       </w:tr>
     </w:tbl>
     <w:p>
-      <w:r>
-        <w:br w:type="page"/>
-      </w:r>
-    </w:p>
-    <w:p>
       <w:pPr>
         <w:spacing w:after="60"/>
+        <w:pageBreakBefore/>
       </w:pPr>
       <w:r>
         <w:rPr>
@@ -7591,7 +7567,7 @@
                 <w:rFonts w:ascii="Arial" w:hAnsi="Arial"/>
                 <w:b/>
                 <w:color w:val="25342D"/>
-                <w:sz w:val="16"/>
+                <w:sz w:val="19"/>
               </w:rPr>
               <w:t>26</w:t>
             </w:r>
@@ -7613,7 +7589,7 @@
                 <w:rFonts w:ascii="Arial" w:hAnsi="Arial"/>
                 <w:b/>
                 <w:color w:val="25342D"/>
-                <w:sz w:val="16"/>
+                <w:sz w:val="19"/>
               </w:rPr>
               <w:t>Site/theory</w:t>
             </w:r>
@@ -7635,7 +7611,7 @@
                 <w:rFonts w:ascii="Arial" w:hAnsi="Arial"/>
                 <w:b w:val="0"/>
                 <w:color w:val="25342D"/>
-                <w:sz w:val="15"/>
+                <w:sz w:val="19"/>
               </w:rPr>
               <w:t>Module 3: Alloys and shovel-head production</w:t>
             </w:r>
@@ -7656,7 +7632,7 @@
               <w:rPr>
                 <w:rFonts w:ascii="Arial" w:hAnsi="Arial"/>
                 <w:color w:val="25342D"/>
-                <w:sz w:val="16"/>
+                <w:sz w:val="19"/>
               </w:rPr>
               <w:t>Read and discuss the named website theory: Threads as controlled geometry and evidence. Complete the linked knowledge check and record a short application response.</w:t>
             </w:r>
@@ -7671,7 +7647,7 @@
                   <w:color w:val="17583F"/>
                   <w:b/>
                   <w:rFonts w:ascii="Arial" w:hAnsi="Arial"/>
-                  <w:sz w:val="15"/>
+                  <w:sz w:val="19"/>
                 </w:rPr>
                 <w:t>Theory: Threads as controlled geometry and evidence</w:t>
               </w:r>
@@ -7687,7 +7663,7 @@
                   <w:color w:val="17583F"/>
                   <w:b/>
                   <w:rFonts w:ascii="Arial" w:hAnsi="Arial"/>
-                  <w:sz w:val="15"/>
+                  <w:sz w:val="19"/>
                 </w:rPr>
                 <w:t>Knowledge check: Alloys and shovel-head production</w:t>
               </w:r>
@@ -7703,7 +7679,7 @@
                   <w:color w:val="17583F"/>
                   <w:b/>
                   <w:rFonts w:ascii="Arial" w:hAnsi="Arial"/>
-                  <w:sz w:val="15"/>
+                  <w:sz w:val="19"/>
                 </w:rPr>
                 <w:t>Syllabus learning</w:t>
               </w:r>
@@ -7726,7 +7702,7 @@
                 <w:rFonts w:ascii="Arial" w:hAnsi="Arial"/>
                 <w:b/>
                 <w:color w:val="25342D"/>
-                <w:sz w:val="15"/>
+                <w:sz w:val="19"/>
               </w:rPr>
               <w:t>Investigate metal ores used by Aboriginal and/or Torres Strait Islander Peoples on-Country</w:t>
             </w:r>
@@ -7739,7 +7715,7 @@
                   <w:color w:val="17583F"/>
                   <w:b/>
                   <w:rFonts w:ascii="Arial" w:hAnsi="Arial"/>
-                  <w:sz w:val="14"/>
+                  <w:sz w:val="19"/>
                 </w:rPr>
                 <w:t>Official content</w:t>
               </w:r>
@@ -7753,7 +7729,7 @@
               <w:rPr>
                 <w:rFonts w:ascii="Arial" w:hAnsi="Arial"/>
                 <w:color w:val="25342D"/>
-                <w:sz w:val="15"/>
+                <w:sz w:val="19"/>
               </w:rPr>
               <w:t>Use subject-specific terminology to communicate industrial technology concepts</w:t>
             </w:r>
@@ -7766,7 +7742,7 @@
                   <w:color w:val="17583F"/>
                   <w:b/>
                   <w:rFonts w:ascii="Arial" w:hAnsi="Arial"/>
-                  <w:sz w:val="14"/>
+                  <w:sz w:val="19"/>
                 </w:rPr>
                 <w:t>Official content</w:t>
               </w:r>
@@ -7781,7 +7757,7 @@
                 <w:rFonts w:ascii="Arial" w:hAnsi="Arial"/>
                 <w:b/>
                 <w:color w:val="17583F"/>
-                <w:sz w:val="14"/>
+                <w:sz w:val="19"/>
               </w:rPr>
               <w:t>INT5-COM-01, INT5-IND-01, INT5-ENV-01, INT5-USE-01</w:t>
             </w:r>
@@ -7803,7 +7779,7 @@
                 <w:rFonts w:ascii="Arial" w:hAnsi="Arial"/>
                 <w:b w:val="0"/>
                 <w:color w:val="25342D"/>
-                <w:sz w:val="15"/>
+                <w:sz w:val="19"/>
               </w:rPr>
               <w:t>Named theory/check record — Module 3: Threads as controlled geometry and evidence</w:t>
               <w:br/>
@@ -7833,7 +7809,7 @@
                 <w:rFonts w:ascii="Arial" w:hAnsi="Arial"/>
                 <w:b/>
                 <w:color w:val="25342D"/>
-                <w:sz w:val="16"/>
+                <w:sz w:val="19"/>
               </w:rPr>
               <w:t>27</w:t>
             </w:r>
@@ -7855,7 +7831,7 @@
                 <w:rFonts w:ascii="Arial" w:hAnsi="Arial"/>
                 <w:b/>
                 <w:color w:val="25342D"/>
-                <w:sz w:val="16"/>
+                <w:sz w:val="19"/>
               </w:rPr>
               <w:t>Project/folio</w:t>
             </w:r>
@@ -7877,7 +7853,7 @@
                 <w:rFonts w:ascii="Arial" w:hAnsi="Arial"/>
                 <w:b w:val="0"/>
                 <w:color w:val="25342D"/>
-                <w:sz w:val="15"/>
+                <w:sz w:val="19"/>
               </w:rPr>
               <w:t>Module 3: folio and project decisions</w:t>
             </w:r>
@@ -7898,7 +7874,7 @@
               <w:rPr>
                 <w:rFonts w:ascii="Arial" w:hAnsi="Arial"/>
                 <w:color w:val="25342D"/>
-                <w:sz w:val="16"/>
+                <w:sz w:val="19"/>
               </w:rPr>
               <w:t>Apply Module 3 learning to the current approved project. Update the folio with the relevant decision, supporting evidence, quality check and next step.</w:t>
             </w:r>
@@ -7913,7 +7889,7 @@
                   <w:color w:val="17583F"/>
                   <w:b/>
                   <w:rFonts w:ascii="Arial" w:hAnsi="Arial"/>
-                  <w:sz w:val="15"/>
+                  <w:sz w:val="19"/>
                 </w:rPr>
                 <w:t>Project folio: checkpoint 6</w:t>
               </w:r>
@@ -7935,7 +7911,7 @@
               <w:rPr>
                 <w:rFonts w:ascii="Arial" w:hAnsi="Arial"/>
                 <w:color w:val="25342D"/>
-                <w:sz w:val="15"/>
+                <w:sz w:val="19"/>
               </w:rPr>
               <w:t>Create written texts to document, reflect on and evaluate project development, production and management…</w:t>
             </w:r>
@@ -7948,7 +7924,7 @@
                   <w:color w:val="17583F"/>
                   <w:b/>
                   <w:rFonts w:ascii="Arial" w:hAnsi="Arial"/>
-                  <w:sz w:val="14"/>
+                  <w:sz w:val="19"/>
                 </w:rPr>
                 <w:t>Official content</w:t>
               </w:r>
@@ -7963,7 +7939,7 @@
                 <w:rFonts w:ascii="Arial" w:hAnsi="Arial"/>
                 <w:b/>
                 <w:color w:val="17583F"/>
-                <w:sz w:val="14"/>
+                <w:sz w:val="19"/>
               </w:rPr>
               <w:t>INT5-COM-01, INT5-DES-01, INT5-EVL-01</w:t>
             </w:r>
@@ -7985,7 +7961,7 @@
                 <w:rFonts w:ascii="Arial" w:hAnsi="Arial"/>
                 <w:b w:val="0"/>
                 <w:color w:val="25342D"/>
-                <w:sz w:val="15"/>
+                <w:sz w:val="19"/>
               </w:rPr>
               <w:t>Folio checkpoint 6 — Module 3 decision, supporting evidence and teacher feedback</w:t>
               <w:br/>
@@ -8015,7 +7991,7 @@
                 <w:rFonts w:ascii="Arial" w:hAnsi="Arial"/>
                 <w:b/>
                 <w:color w:val="25342D"/>
-                <w:sz w:val="16"/>
+                <w:sz w:val="19"/>
               </w:rPr>
               <w:t>28</w:t>
             </w:r>
@@ -8037,7 +8013,7 @@
                 <w:rFonts w:ascii="Arial" w:hAnsi="Arial"/>
                 <w:b/>
                 <w:color w:val="25342D"/>
-                <w:sz w:val="16"/>
+                <w:sz w:val="19"/>
               </w:rPr>
               <w:t>Practical</w:t>
             </w:r>
@@ -8059,7 +8035,7 @@
                 <w:rFonts w:ascii="Arial" w:hAnsi="Arial"/>
                 <w:b w:val="0"/>
                 <w:color w:val="25342D"/>
-                <w:sz w:val="15"/>
+                <w:sz w:val="19"/>
               </w:rPr>
               <w:t>Module 3: setup and approved stage</w:t>
             </w:r>
@@ -8080,7 +8056,7 @@
               <w:rPr>
                 <w:rFonts w:ascii="Arial" w:hAnsi="Arial"/>
                 <w:color w:val="25342D"/>
-                <w:sz w:val="16"/>
+                <w:sz w:val="19"/>
               </w:rPr>
               <w:t>Confirm the current teacher-issued plan, hazards, controls, setup, permission and quality hold point. Complete only the demonstrated production stage.</w:t>
             </w:r>
@@ -8095,7 +8071,7 @@
                   <w:color w:val="17583F"/>
                   <w:b/>
                   <w:rFonts w:ascii="Arial" w:hAnsi="Arial"/>
-                  <w:sz w:val="15"/>
+                  <w:sz w:val="19"/>
                 </w:rPr>
                 <w:t>Approved project plan and production evidence</w:t>
               </w:r>
@@ -8117,7 +8093,7 @@
               <w:rPr>
                 <w:rFonts w:ascii="Arial" w:hAnsi="Arial"/>
                 <w:color w:val="25342D"/>
-                <w:sz w:val="15"/>
+                <w:sz w:val="19"/>
               </w:rPr>
               <w:t>Demonstrate safe workshop practices and procedures when using materials, tools and equipment in metal projects</w:t>
             </w:r>
@@ -8130,7 +8106,7 @@
                   <w:color w:val="17583F"/>
                   <w:b/>
                   <w:rFonts w:ascii="Arial" w:hAnsi="Arial"/>
-                  <w:sz w:val="14"/>
+                  <w:sz w:val="19"/>
                 </w:rPr>
                 <w:t>Official content</w:t>
               </w:r>
@@ -8145,7 +8121,7 @@
                 <w:rFonts w:ascii="Arial" w:hAnsi="Arial"/>
                 <w:b/>
                 <w:color w:val="17583F"/>
-                <w:sz w:val="14"/>
+                <w:sz w:val="19"/>
               </w:rPr>
               <w:t>INT5-SAF-01, INT5-USE-01, INT5-INP-01, INT5-PRO-01</w:t>
             </w:r>
@@ -8167,7 +8143,7 @@
                 <w:rFonts w:ascii="Arial" w:hAnsi="Arial"/>
                 <w:b w:val="0"/>
                 <w:color w:val="25342D"/>
-                <w:sz w:val="15"/>
+                <w:sz w:val="19"/>
               </w:rPr>
               <w:t>Practical checkpoint 6A — Safe setup, authorised stage and first quality hold point</w:t>
               <w:br/>
@@ -8197,7 +8173,7 @@
                 <w:rFonts w:ascii="Arial" w:hAnsi="Arial"/>
                 <w:b/>
                 <w:color w:val="25342D"/>
-                <w:sz w:val="16"/>
+                <w:sz w:val="19"/>
               </w:rPr>
               <w:t>29</w:t>
             </w:r>
@@ -8219,7 +8195,7 @@
                 <w:rFonts w:ascii="Arial" w:hAnsi="Arial"/>
                 <w:b/>
                 <w:color w:val="25342D"/>
-                <w:sz w:val="16"/>
+                <w:sz w:val="19"/>
               </w:rPr>
               <w:t>Practical</w:t>
             </w:r>
@@ -8241,7 +8217,7 @@
                 <w:rFonts w:ascii="Arial" w:hAnsi="Arial"/>
                 <w:b w:val="0"/>
                 <w:color w:val="25342D"/>
-                <w:sz w:val="15"/>
+                <w:sz w:val="19"/>
               </w:rPr>
               <w:t>Module 3: controlled production</w:t>
             </w:r>
@@ -8262,7 +8238,7 @@
               <w:rPr>
                 <w:rFonts w:ascii="Arial" w:hAnsi="Arial"/>
                 <w:color w:val="25342D"/>
-                <w:sz w:val="16"/>
+                <w:sz w:val="19"/>
               </w:rPr>
               <w:t>Continue the current teacher-approved production stage. Follow the applicable demonstration, SOP and controls; check accuracy, fit, form or surface quality before continuing.</w:t>
             </w:r>
@@ -8277,7 +8253,7 @@
                   <w:color w:val="17583F"/>
                   <w:b/>
                   <w:rFonts w:ascii="Arial" w:hAnsi="Arial"/>
-                  <w:sz w:val="15"/>
+                  <w:sz w:val="19"/>
                 </w:rPr>
                 <w:t>Approved project plan and production evidence</w:t>
               </w:r>
@@ -8299,7 +8275,7 @@
               <w:rPr>
                 <w:rFonts w:ascii="Arial" w:hAnsi="Arial"/>
                 <w:color w:val="25342D"/>
-                <w:sz w:val="15"/>
+                <w:sz w:val="19"/>
               </w:rPr>
               <w:t>Demonstrate safe workshop practices and procedures when using materials, tools and equipment in metal projects</w:t>
             </w:r>
@@ -8312,7 +8288,7 @@
                   <w:color w:val="17583F"/>
                   <w:b/>
                   <w:rFonts w:ascii="Arial" w:hAnsi="Arial"/>
-                  <w:sz w:val="14"/>
+                  <w:sz w:val="19"/>
                 </w:rPr>
                 <w:t>Official content</w:t>
               </w:r>
@@ -8327,7 +8303,7 @@
                 <w:rFonts w:ascii="Arial" w:hAnsi="Arial"/>
                 <w:b/>
                 <w:color w:val="17583F"/>
-                <w:sz w:val="14"/>
+                <w:sz w:val="19"/>
               </w:rPr>
               <w:t>INT5-SAF-01, INT5-USE-01, INT5-INP-01, INT5-PRO-01</w:t>
             </w:r>
@@ -8349,7 +8325,7 @@
                 <w:rFonts w:ascii="Arial" w:hAnsi="Arial"/>
                 <w:b w:val="0"/>
                 <w:color w:val="25342D"/>
-                <w:sz w:val="15"/>
+                <w:sz w:val="19"/>
               </w:rPr>
               <w:t>Practical checkpoint 6B — Teacher observation of controlled process and named quality check</w:t>
               <w:br/>
@@ -8379,7 +8355,7 @@
                 <w:rFonts w:ascii="Arial" w:hAnsi="Arial"/>
                 <w:b/>
                 <w:color w:val="25342D"/>
-                <w:sz w:val="16"/>
+                <w:sz w:val="19"/>
               </w:rPr>
               <w:t>30</w:t>
             </w:r>
@@ -8401,7 +8377,7 @@
                 <w:rFonts w:ascii="Arial" w:hAnsi="Arial"/>
                 <w:b/>
                 <w:color w:val="25342D"/>
-                <w:sz w:val="16"/>
+                <w:sz w:val="19"/>
               </w:rPr>
               <w:t>Practical</w:t>
             </w:r>
@@ -8423,7 +8399,7 @@
                 <w:rFonts w:ascii="Arial" w:hAnsi="Arial"/>
                 <w:b w:val="0"/>
                 <w:color w:val="25342D"/>
-                <w:sz w:val="15"/>
+                <w:sz w:val="19"/>
               </w:rPr>
               <w:t>Module 3: evidence and review</w:t>
             </w:r>
@@ -8444,7 +8420,7 @@
               <w:rPr>
                 <w:rFonts w:ascii="Arial" w:hAnsi="Arial"/>
                 <w:color w:val="25342D"/>
-                <w:sz w:val="16"/>
+                <w:sz w:val="19"/>
               </w:rPr>
               <w:t>Complete the current approved checkpoint. Photograph or otherwise record the result, annotate the quality finding and response, then clean down and store work safely.</w:t>
             </w:r>
@@ -8459,7 +8435,7 @@
                   <w:color w:val="17583F"/>
                   <w:b/>
                   <w:rFonts w:ascii="Arial" w:hAnsi="Arial"/>
-                  <w:sz w:val="15"/>
+                  <w:sz w:val="19"/>
                 </w:rPr>
                 <w:t>Approved project plan and production evidence</w:t>
               </w:r>
@@ -8481,7 +8457,7 @@
               <w:rPr>
                 <w:rFonts w:ascii="Arial" w:hAnsi="Arial"/>
                 <w:color w:val="25342D"/>
-                <w:sz w:val="15"/>
+                <w:sz w:val="19"/>
               </w:rPr>
               <w:t>Demonstrate safe workshop practices and procedures when using materials, tools and equipment in metal projects</w:t>
             </w:r>
@@ -8494,7 +8470,7 @@
                   <w:color w:val="17583F"/>
                   <w:b/>
                   <w:rFonts w:ascii="Arial" w:hAnsi="Arial"/>
-                  <w:sz w:val="14"/>
+                  <w:sz w:val="19"/>
                 </w:rPr>
                 <w:t>Official content</w:t>
               </w:r>
@@ -8509,7 +8485,7 @@
                 <w:rFonts w:ascii="Arial" w:hAnsi="Arial"/>
                 <w:b/>
                 <w:color w:val="17583F"/>
-                <w:sz w:val="14"/>
+                <w:sz w:val="19"/>
               </w:rPr>
               <w:t>INT5-SAF-01, INT5-USE-01, INT5-INP-01, INT5-PRO-01</w:t>
             </w:r>
@@ -8531,7 +8507,7 @@
                 <w:rFonts w:ascii="Arial" w:hAnsi="Arial"/>
                 <w:b w:val="0"/>
                 <w:color w:val="25342D"/>
-                <w:sz w:val="15"/>
+                <w:sz w:val="19"/>
               </w:rPr>
               <w:t>Practical checkpoint 6C — Checkpoint image or record, annotated quality finding and safe clean-down</w:t>
               <w:br/>
@@ -8542,13 +8518,9 @@
       </w:tr>
     </w:tbl>
     <w:p>
-      <w:r>
-        <w:br w:type="page"/>
-      </w:r>
-    </w:p>
-    <w:p>
       <w:pPr>
         <w:spacing w:after="60"/>
+        <w:pageBreakBefore/>
       </w:pPr>
       <w:r>
         <w:rPr>
@@ -8733,7 +8705,7 @@
                 <w:rFonts w:ascii="Arial" w:hAnsi="Arial"/>
                 <w:b/>
                 <w:color w:val="25342D"/>
-                <w:sz w:val="16"/>
+                <w:sz w:val="19"/>
               </w:rPr>
               <w:t>31</w:t>
             </w:r>
@@ -8755,7 +8727,7 @@
                 <w:rFonts w:ascii="Arial" w:hAnsi="Arial"/>
                 <w:b/>
                 <w:color w:val="25342D"/>
-                <w:sz w:val="16"/>
+                <w:sz w:val="19"/>
               </w:rPr>
               <w:t>Site/theory</w:t>
             </w:r>
@@ -8777,7 +8749,7 @@
                 <w:rFonts w:ascii="Arial" w:hAnsi="Arial"/>
                 <w:b w:val="0"/>
                 <w:color w:val="25342D"/>
-                <w:sz w:val="15"/>
+                <w:sz w:val="19"/>
               </w:rPr>
               <w:t>Module 4: Fits, threads and machining</w:t>
             </w:r>
@@ -8798,7 +8770,7 @@
               <w:rPr>
                 <w:rFonts w:ascii="Arial" w:hAnsi="Arial"/>
                 <w:color w:val="25342D"/>
-                <w:sz w:val="16"/>
+                <w:sz w:val="19"/>
               </w:rPr>
               <w:t>Read and discuss the named website theory: Pivot parts: centres, alignment and movement path; Milling as a controlled relationship between tool, work and reference; Drilling RPM calculations: formula, units and authorised setting. Complete the linked knowledge check and record a short application response.</w:t>
             </w:r>
@@ -8813,7 +8785,7 @@
                   <w:color w:val="17583F"/>
                   <w:b/>
                   <w:rFonts w:ascii="Arial" w:hAnsi="Arial"/>
-                  <w:sz w:val="15"/>
+                  <w:sz w:val="19"/>
                 </w:rPr>
                 <w:t>Theory: Pivot parts: centres, alignment and movement path</w:t>
               </w:r>
@@ -8829,7 +8801,7 @@
                   <w:color w:val="17583F"/>
                   <w:b/>
                   <w:rFonts w:ascii="Arial" w:hAnsi="Arial"/>
-                  <w:sz w:val="15"/>
+                  <w:sz w:val="19"/>
                 </w:rPr>
                 <w:t>Theory: Milling as a controlled relationship between tool, work and…</w:t>
               </w:r>
@@ -8845,7 +8817,7 @@
                   <w:color w:val="17583F"/>
                   <w:b/>
                   <w:rFonts w:ascii="Arial" w:hAnsi="Arial"/>
-                  <w:sz w:val="15"/>
+                  <w:sz w:val="19"/>
                 </w:rPr>
                 <w:t>Theory: Drilling RPM calculations: formula, units and authorised…</w:t>
               </w:r>
@@ -8861,7 +8833,7 @@
                   <w:color w:val="17583F"/>
                   <w:b/>
                   <w:rFonts w:ascii="Arial" w:hAnsi="Arial"/>
-                  <w:sz w:val="15"/>
+                  <w:sz w:val="19"/>
                 </w:rPr>
                 <w:t>Knowledge check: Fits, threads and machining</w:t>
               </w:r>
@@ -8877,7 +8849,7 @@
                   <w:color w:val="17583F"/>
                   <w:b/>
                   <w:rFonts w:ascii="Arial" w:hAnsi="Arial"/>
-                  <w:sz w:val="15"/>
+                  <w:sz w:val="19"/>
                 </w:rPr>
                 <w:t>Syllabus learning</w:t>
               </w:r>
@@ -8900,7 +8872,7 @@
                 <w:rFonts w:ascii="Arial" w:hAnsi="Arial"/>
                 <w:b/>
                 <w:color w:val="25342D"/>
-                <w:sz w:val="15"/>
+                <w:sz w:val="19"/>
               </w:rPr>
               <w:t>Create written texts to explain the practical applications and safety requirements of a range of tools and…</w:t>
             </w:r>
@@ -8913,7 +8885,7 @@
                   <w:color w:val="17583F"/>
                   <w:b/>
                   <w:rFonts w:ascii="Arial" w:hAnsi="Arial"/>
-                  <w:sz w:val="14"/>
+                  <w:sz w:val="19"/>
                 </w:rPr>
                 <w:t>Official content</w:t>
               </w:r>
@@ -8927,7 +8899,7 @@
               <w:rPr>
                 <w:rFonts w:ascii="Arial" w:hAnsi="Arial"/>
                 <w:color w:val="25342D"/>
-                <w:sz w:val="15"/>
+                <w:sz w:val="19"/>
               </w:rPr>
               <w:t>Use subject-specific terminology to communicate industrial technology concepts</w:t>
             </w:r>
@@ -8940,7 +8912,7 @@
                   <w:color w:val="17583F"/>
                   <w:b/>
                   <w:rFonts w:ascii="Arial" w:hAnsi="Arial"/>
-                  <w:sz w:val="14"/>
+                  <w:sz w:val="19"/>
                 </w:rPr>
                 <w:t>Official content</w:t>
               </w:r>
@@ -8955,7 +8927,7 @@
                 <w:rFonts w:ascii="Arial" w:hAnsi="Arial"/>
                 <w:b/>
                 <w:color w:val="17583F"/>
-                <w:sz w:val="14"/>
+                <w:sz w:val="19"/>
               </w:rPr>
               <w:t>INT5-COM-01, INT5-ENV-01, INT5-SAF-01, INT5-USE-01</w:t>
             </w:r>
@@ -8977,7 +8949,7 @@
                 <w:rFonts w:ascii="Arial" w:hAnsi="Arial"/>
                 <w:b w:val="0"/>
                 <w:color w:val="25342D"/>
-                <w:sz w:val="15"/>
+                <w:sz w:val="19"/>
               </w:rPr>
               <w:t>Named theory/check record — Module 4: Pivot parts: centres, alignment and movement path; Milling as a controlled relationship between tool…</w:t>
               <w:br/>
@@ -9007,7 +8979,7 @@
                 <w:rFonts w:ascii="Arial" w:hAnsi="Arial"/>
                 <w:b/>
                 <w:color w:val="25342D"/>
-                <w:sz w:val="16"/>
+                <w:sz w:val="19"/>
               </w:rPr>
               <w:t>32</w:t>
             </w:r>
@@ -9029,7 +9001,7 @@
                 <w:rFonts w:ascii="Arial" w:hAnsi="Arial"/>
                 <w:b/>
                 <w:color w:val="25342D"/>
-                <w:sz w:val="16"/>
+                <w:sz w:val="19"/>
               </w:rPr>
               <w:t>Project/folio</w:t>
             </w:r>
@@ -9051,7 +9023,7 @@
                 <w:rFonts w:ascii="Arial" w:hAnsi="Arial"/>
                 <w:b w:val="0"/>
                 <w:color w:val="25342D"/>
-                <w:sz w:val="15"/>
+                <w:sz w:val="19"/>
               </w:rPr>
               <w:t>Module 4: folio and project decisions</w:t>
             </w:r>
@@ -9072,7 +9044,7 @@
               <w:rPr>
                 <w:rFonts w:ascii="Arial" w:hAnsi="Arial"/>
                 <w:color w:val="25342D"/>
-                <w:sz w:val="16"/>
+                <w:sz w:val="19"/>
               </w:rPr>
               <w:t>Apply Module 4 learning to the current approved project. Update the folio with the relevant decision, supporting evidence, quality check and next step.</w:t>
             </w:r>
@@ -9087,7 +9059,7 @@
                   <w:color w:val="17583F"/>
                   <w:b/>
                   <w:rFonts w:ascii="Arial" w:hAnsi="Arial"/>
-                  <w:sz w:val="15"/>
+                  <w:sz w:val="19"/>
                 </w:rPr>
                 <w:t>Project folio: checkpoint 7</w:t>
               </w:r>
@@ -9109,7 +9081,7 @@
               <w:rPr>
                 <w:rFonts w:ascii="Arial" w:hAnsi="Arial"/>
                 <w:color w:val="25342D"/>
-                <w:sz w:val="15"/>
+                <w:sz w:val="19"/>
               </w:rPr>
               <w:t>Create written texts to document, reflect on and evaluate project development, production and management…</w:t>
             </w:r>
@@ -9122,7 +9094,7 @@
                   <w:color w:val="17583F"/>
                   <w:b/>
                   <w:rFonts w:ascii="Arial" w:hAnsi="Arial"/>
-                  <w:sz w:val="14"/>
+                  <w:sz w:val="19"/>
                 </w:rPr>
                 <w:t>Official content</w:t>
               </w:r>
@@ -9137,7 +9109,7 @@
                 <w:rFonts w:ascii="Arial" w:hAnsi="Arial"/>
                 <w:b/>
                 <w:color w:val="17583F"/>
-                <w:sz w:val="14"/>
+                <w:sz w:val="19"/>
               </w:rPr>
               <w:t>INT5-COM-01, INT5-DES-01, INT5-EVL-01</w:t>
             </w:r>
@@ -9159,7 +9131,7 @@
                 <w:rFonts w:ascii="Arial" w:hAnsi="Arial"/>
                 <w:b w:val="0"/>
                 <w:color w:val="25342D"/>
-                <w:sz w:val="15"/>
+                <w:sz w:val="19"/>
               </w:rPr>
               <w:t>Folio checkpoint 7 — Module 4 decision, supporting evidence and teacher feedback</w:t>
               <w:br/>
@@ -9189,7 +9161,7 @@
                 <w:rFonts w:ascii="Arial" w:hAnsi="Arial"/>
                 <w:b/>
                 <w:color w:val="25342D"/>
-                <w:sz w:val="16"/>
+                <w:sz w:val="19"/>
               </w:rPr>
               <w:t>33</w:t>
             </w:r>
@@ -9211,7 +9183,7 @@
                 <w:rFonts w:ascii="Arial" w:hAnsi="Arial"/>
                 <w:b/>
                 <w:color w:val="25342D"/>
-                <w:sz w:val="16"/>
+                <w:sz w:val="19"/>
               </w:rPr>
               <w:t>Practical</w:t>
             </w:r>
@@ -9233,7 +9205,7 @@
                 <w:rFonts w:ascii="Arial" w:hAnsi="Arial"/>
                 <w:b w:val="0"/>
                 <w:color w:val="25342D"/>
-                <w:sz w:val="15"/>
+                <w:sz w:val="19"/>
               </w:rPr>
               <w:t>Metal skills studio: complete lathe operations evidence</w:t>
             </w:r>
@@ -9254,7 +9226,7 @@
               <w:rPr>
                 <w:rFonts w:ascii="Arial" w:hAnsi="Arial"/>
                 <w:color w:val="25342D"/>
-                <w:sz w:val="16"/>
+                <w:sz w:val="19"/>
               </w:rPr>
               <w:t>Complete the named teacher-authorised whole-course Metal skills studio checkpoint. Use only the locally approved equipment, process, samples, SOP, PPE, supervision and permission; the syllabus-learning page supports concepts and evidence but does not authorise practical work.</w:t>
             </w:r>
@@ -9269,7 +9241,7 @@
                   <w:color w:val="17583F"/>
                   <w:b/>
                   <w:rFonts w:ascii="Arial" w:hAnsi="Arial"/>
-                  <w:sz w:val="15"/>
+                  <w:sz w:val="19"/>
                 </w:rPr>
                 <w:t>Metal skills studio: complete lathe operations evidence</w:t>
               </w:r>
@@ -9292,7 +9264,7 @@
                 <w:rFonts w:ascii="Arial" w:hAnsi="Arial"/>
                 <w:b/>
                 <w:color w:val="25342D"/>
-                <w:sz w:val="15"/>
+                <w:sz w:val="19"/>
               </w:rPr>
               <w:t>Perform metal lathe operations including drilling, facing, knurling and parallel turning</w:t>
             </w:r>
@@ -9305,7 +9277,7 @@
                   <w:color w:val="17583F"/>
                   <w:b/>
                   <w:rFonts w:ascii="Arial" w:hAnsi="Arial"/>
-                  <w:sz w:val="14"/>
+                  <w:sz w:val="19"/>
                 </w:rPr>
                 <w:t>Official content</w:t>
               </w:r>
@@ -9319,7 +9291,7 @@
               <w:rPr>
                 <w:rFonts w:ascii="Arial" w:hAnsi="Arial"/>
                 <w:color w:val="25342D"/>
-                <w:sz w:val="15"/>
+                <w:sz w:val="19"/>
               </w:rPr>
               <w:t>Demonstrate safe workshop practices and procedures when using materials, tools and equipment in metal projects</w:t>
             </w:r>
@@ -9332,7 +9304,7 @@
                   <w:color w:val="17583F"/>
                   <w:b/>
                   <w:rFonts w:ascii="Arial" w:hAnsi="Arial"/>
-                  <w:sz w:val="14"/>
+                  <w:sz w:val="19"/>
                 </w:rPr>
                 <w:t>Official content</w:t>
               </w:r>
@@ -9347,7 +9319,7 @@
                 <w:rFonts w:ascii="Arial" w:hAnsi="Arial"/>
                 <w:b/>
                 <w:color w:val="17583F"/>
-                <w:sz w:val="14"/>
+                <w:sz w:val="19"/>
               </w:rPr>
               <w:t>INT5-SAF-01, INT5-USE-01, INT5-INP-01, INT5-PRO-01</w:t>
             </w:r>
@@ -9369,7 +9341,7 @@
                 <w:rFonts w:ascii="Arial" w:hAnsi="Arial"/>
                 <w:b w:val="0"/>
                 <w:color w:val="25342D"/>
-                <w:sz w:val="15"/>
+                <w:sz w:val="19"/>
               </w:rPr>
               <w:t>Metal skills studio: teacher-observed records of drilling, facing, knurling and parallel-turning performance across authorised project work and/or practice samples, with the approved setup, demonstration and safety controls for each operation.</w:t>
               <w:br/>
@@ -9399,7 +9371,7 @@
                 <w:rFonts w:ascii="Arial" w:hAnsi="Arial"/>
                 <w:b/>
                 <w:color w:val="25342D"/>
-                <w:sz w:val="16"/>
+                <w:sz w:val="19"/>
               </w:rPr>
               <w:t>34</w:t>
             </w:r>
@@ -9421,7 +9393,7 @@
                 <w:rFonts w:ascii="Arial" w:hAnsi="Arial"/>
                 <w:b/>
                 <w:color w:val="25342D"/>
-                <w:sz w:val="16"/>
+                <w:sz w:val="19"/>
               </w:rPr>
               <w:t>Practical</w:t>
             </w:r>
@@ -9443,7 +9415,7 @@
                 <w:rFonts w:ascii="Arial" w:hAnsi="Arial"/>
                 <w:b w:val="0"/>
                 <w:color w:val="25342D"/>
-                <w:sz w:val="15"/>
+                <w:sz w:val="19"/>
               </w:rPr>
               <w:t>Metal skills studio: internal and external thread-cutting evidence</w:t>
             </w:r>
@@ -9464,7 +9436,7 @@
               <w:rPr>
                 <w:rFonts w:ascii="Arial" w:hAnsi="Arial"/>
                 <w:color w:val="25342D"/>
-                <w:sz w:val="16"/>
+                <w:sz w:val="19"/>
               </w:rPr>
               <w:t>Complete the named teacher-authorised whole-course Metal skills studio checkpoint. Use only the locally approved equipment, process, samples, SOP, PPE, supervision and permission; the syllabus-learning page supports concepts and evidence but does not authorise practical work.</w:t>
             </w:r>
@@ -9479,7 +9451,7 @@
                   <w:color w:val="17583F"/>
                   <w:b/>
                   <w:rFonts w:ascii="Arial" w:hAnsi="Arial"/>
-                  <w:sz w:val="15"/>
+                  <w:sz w:val="19"/>
                 </w:rPr>
                 <w:t>Metal skills studio: internal and external thread-cutting evidence</w:t>
               </w:r>
@@ -9502,7 +9474,7 @@
                 <w:rFonts w:ascii="Arial" w:hAnsi="Arial"/>
                 <w:b/>
                 <w:color w:val="25342D"/>
-                <w:sz w:val="15"/>
+                <w:sz w:val="19"/>
               </w:rPr>
               <w:t>Apply techniques using equipment for the cutting of internal and external screw threads</w:t>
             </w:r>
@@ -9515,7 +9487,7 @@
                   <w:color w:val="17583F"/>
                   <w:b/>
                   <w:rFonts w:ascii="Arial" w:hAnsi="Arial"/>
-                  <w:sz w:val="14"/>
+                  <w:sz w:val="19"/>
                 </w:rPr>
                 <w:t>Official content</w:t>
               </w:r>
@@ -9529,7 +9501,7 @@
               <w:rPr>
                 <w:rFonts w:ascii="Arial" w:hAnsi="Arial"/>
                 <w:color w:val="25342D"/>
-                <w:sz w:val="15"/>
+                <w:sz w:val="19"/>
               </w:rPr>
               <w:t>Demonstrate safe workshop practices and procedures when using materials, tools and equipment in metal projects</w:t>
             </w:r>
@@ -9542,7 +9514,7 @@
                   <w:color w:val="17583F"/>
                   <w:b/>
                   <w:rFonts w:ascii="Arial" w:hAnsi="Arial"/>
-                  <w:sz w:val="14"/>
+                  <w:sz w:val="19"/>
                 </w:rPr>
                 <w:t>Official content</w:t>
               </w:r>
@@ -9557,7 +9529,7 @@
                 <w:rFonts w:ascii="Arial" w:hAnsi="Arial"/>
                 <w:b/>
                 <w:color w:val="17583F"/>
-                <w:sz w:val="14"/>
+                <w:sz w:val="19"/>
               </w:rPr>
               <w:t>INT5-SAF-01, INT5-USE-01, INT5-INP-01, INT5-PRO-01</w:t>
             </w:r>
@@ -9579,7 +9551,7 @@
                 <w:rFonts w:ascii="Arial" w:hAnsi="Arial"/>
                 <w:b w:val="0"/>
                 <w:color w:val="25342D"/>
-                <w:sz w:val="15"/>
+                <w:sz w:val="19"/>
               </w:rPr>
               <w:t>Metal skills studio: teacher-observed performance record for one authorised internal thread and one authorised external thread, including the approved technique and a fit check for each.</w:t>
               <w:br/>
@@ -9609,7 +9581,7 @@
                 <w:rFonts w:ascii="Arial" w:hAnsi="Arial"/>
                 <w:b/>
                 <w:color w:val="25342D"/>
-                <w:sz w:val="16"/>
+                <w:sz w:val="19"/>
               </w:rPr>
               <w:t>35</w:t>
             </w:r>
@@ -9631,7 +9603,7 @@
                 <w:rFonts w:ascii="Arial" w:hAnsi="Arial"/>
                 <w:b/>
                 <w:color w:val="25342D"/>
-                <w:sz w:val="16"/>
+                <w:sz w:val="19"/>
               </w:rPr>
               <w:t>Practical</w:t>
             </w:r>
@@ -9653,7 +9625,7 @@
                 <w:rFonts w:ascii="Arial" w:hAnsi="Arial"/>
                 <w:b w:val="0"/>
                 <w:color w:val="25342D"/>
-                <w:sz w:val="15"/>
+                <w:sz w:val="19"/>
               </w:rPr>
               <w:t>Shovel machining: precision measurement evidence</w:t>
             </w:r>
@@ -9674,7 +9646,7 @@
               <w:rPr>
                 <w:rFonts w:ascii="Arial" w:hAnsi="Arial"/>
                 <w:color w:val="25342D"/>
-                <w:sz w:val="16"/>
+                <w:sz w:val="19"/>
               </w:rPr>
               <w:t>Complete the current approved checkpoint. Photograph or otherwise record the result, annotate the quality finding and response, then clean down and store work safely.</w:t>
             </w:r>
@@ -9689,7 +9661,7 @@
                   <w:color w:val="17583F"/>
                   <w:b/>
                   <w:rFonts w:ascii="Arial" w:hAnsi="Arial"/>
-                  <w:sz w:val="15"/>
+                  <w:sz w:val="19"/>
                 </w:rPr>
                 <w:t>Approved project plan and production evidence</w:t>
               </w:r>
@@ -9705,7 +9677,7 @@
                   <w:color w:val="17583F"/>
                   <w:b/>
                   <w:rFonts w:ascii="Arial" w:hAnsi="Arial"/>
-                  <w:sz w:val="15"/>
+                  <w:sz w:val="19"/>
                 </w:rPr>
                 <w:t>Shovel machining: precision measurement evidence</w:t>
               </w:r>
@@ -9728,7 +9700,7 @@
                 <w:rFonts w:ascii="Arial" w:hAnsi="Arial"/>
                 <w:b/>
                 <w:color w:val="25342D"/>
-                <w:sz w:val="15"/>
+                <w:sz w:val="19"/>
               </w:rPr>
               <w:t>Machine metals with precision, ensuring accuracy by using micrometers and vernier callipers</w:t>
             </w:r>
@@ -9741,7 +9713,7 @@
                   <w:color w:val="17583F"/>
                   <w:b/>
                   <w:rFonts w:ascii="Arial" w:hAnsi="Arial"/>
-                  <w:sz w:val="14"/>
+                  <w:sz w:val="19"/>
                 </w:rPr>
                 <w:t>Official content</w:t>
               </w:r>
@@ -9755,7 +9727,7 @@
               <w:rPr>
                 <w:rFonts w:ascii="Arial" w:hAnsi="Arial"/>
                 <w:color w:val="25342D"/>
-                <w:sz w:val="15"/>
+                <w:sz w:val="19"/>
               </w:rPr>
               <w:t>Demonstrate safe workshop practices and procedures when using materials, tools and equipment in metal projects</w:t>
             </w:r>
@@ -9768,7 +9740,7 @@
                   <w:color w:val="17583F"/>
                   <w:b/>
                   <w:rFonts w:ascii="Arial" w:hAnsi="Arial"/>
-                  <w:sz w:val="14"/>
+                  <w:sz w:val="19"/>
                 </w:rPr>
                 <w:t>Official content</w:t>
               </w:r>
@@ -9783,7 +9755,7 @@
                 <w:rFonts w:ascii="Arial" w:hAnsi="Arial"/>
                 <w:b/>
                 <w:color w:val="17583F"/>
-                <w:sz w:val="14"/>
+                <w:sz w:val="19"/>
               </w:rPr>
               <w:t>INT5-SAF-01, INT5-USE-01, INT5-INP-01, INT5-PRO-01</w:t>
             </w:r>
@@ -9805,7 +9777,7 @@
                 <w:rFonts w:ascii="Arial" w:hAnsi="Arial"/>
                 <w:b w:val="0"/>
                 <w:color w:val="25342D"/>
-                <w:sz w:val="15"/>
+                <w:sz w:val="19"/>
               </w:rPr>
               <w:t>Shovel machining: precision measurement evidence — teacher observation, checked result and saved evidence</w:t>
               <w:br/>
@@ -9816,13 +9788,9 @@
       </w:tr>
     </w:tbl>
     <w:p>
-      <w:r>
-        <w:br w:type="page"/>
-      </w:r>
-    </w:p>
-    <w:p>
       <w:pPr>
         <w:spacing w:after="60"/>
+        <w:pageBreakBefore/>
       </w:pPr>
       <w:r>
         <w:rPr>
@@ -10007,7 +9975,7 @@
                 <w:rFonts w:ascii="Arial" w:hAnsi="Arial"/>
                 <w:b/>
                 <w:color w:val="25342D"/>
-                <w:sz w:val="16"/>
+                <w:sz w:val="19"/>
               </w:rPr>
               <w:t>36</w:t>
             </w:r>
@@ -10029,7 +9997,7 @@
                 <w:rFonts w:ascii="Arial" w:hAnsi="Arial"/>
                 <w:b/>
                 <w:color w:val="25342D"/>
-                <w:sz w:val="16"/>
+                <w:sz w:val="19"/>
               </w:rPr>
               <w:t>Site/theory</w:t>
             </w:r>
@@ -10051,7 +10019,7 @@
                 <w:rFonts w:ascii="Arial" w:hAnsi="Arial"/>
                 <w:b w:val="0"/>
                 <w:color w:val="25342D"/>
-                <w:sz w:val="15"/>
+                <w:sz w:val="19"/>
               </w:rPr>
               <w:t>Module 5: Pivot, RPM, assembly and evaluation</w:t>
             </w:r>
@@ -10072,7 +10040,7 @@
               <w:rPr>
                 <w:rFonts w:ascii="Arial" w:hAnsi="Arial"/>
                 <w:color w:val="25342D"/>
-                <w:sz w:val="16"/>
+                <w:sz w:val="19"/>
               </w:rPr>
               <w:t>Read and discuss the named website theory: Handle and pivot assembly as a functional quality gate; Societal and environmental impact report with evidence; PMI, project report and authentic Task 2 submission. Complete the linked knowledge check and record a short application response.</w:t>
             </w:r>
@@ -10087,7 +10055,7 @@
                   <w:color w:val="17583F"/>
                   <w:b/>
                   <w:rFonts w:ascii="Arial" w:hAnsi="Arial"/>
-                  <w:sz w:val="15"/>
+                  <w:sz w:val="19"/>
                 </w:rPr>
                 <w:t>Theory: Handle and pivot assembly as a functional quality gate</w:t>
               </w:r>
@@ -10103,7 +10071,7 @@
                   <w:color w:val="17583F"/>
                   <w:b/>
                   <w:rFonts w:ascii="Arial" w:hAnsi="Arial"/>
-                  <w:sz w:val="15"/>
+                  <w:sz w:val="19"/>
                 </w:rPr>
                 <w:t>Theory: Societal and environmental impact report with evidence</w:t>
               </w:r>
@@ -10119,7 +10087,7 @@
                   <w:color w:val="17583F"/>
                   <w:b/>
                   <w:rFonts w:ascii="Arial" w:hAnsi="Arial"/>
-                  <w:sz w:val="15"/>
+                  <w:sz w:val="19"/>
                 </w:rPr>
                 <w:t>Theory: PMI, project report and authentic Task 2 submission</w:t>
               </w:r>
@@ -10135,7 +10103,7 @@
                   <w:color w:val="17583F"/>
                   <w:b/>
                   <w:rFonts w:ascii="Arial" w:hAnsi="Arial"/>
-                  <w:sz w:val="15"/>
+                  <w:sz w:val="19"/>
                 </w:rPr>
                 <w:t>Knowledge check: Pivot, RPM, assembly and evaluation</w:t>
               </w:r>
@@ -10151,7 +10119,7 @@
                   <w:color w:val="17583F"/>
                   <w:b/>
                   <w:rFonts w:ascii="Arial" w:hAnsi="Arial"/>
-                  <w:sz w:val="15"/>
+                  <w:sz w:val="19"/>
                 </w:rPr>
                 <w:t>Syllabus learning</w:t>
               </w:r>
@@ -10174,7 +10142,7 @@
                 <w:rFonts w:ascii="Arial" w:hAnsi="Arial"/>
                 <w:b/>
                 <w:color w:val="25342D"/>
-                <w:sz w:val="15"/>
+                <w:sz w:val="19"/>
               </w:rPr>
               <w:t>Identify ethical, cultural and sustainability practices used in the metal industry</w:t>
             </w:r>
@@ -10187,7 +10155,7 @@
                   <w:color w:val="17583F"/>
                   <w:b/>
                   <w:rFonts w:ascii="Arial" w:hAnsi="Arial"/>
-                  <w:sz w:val="14"/>
+                  <w:sz w:val="19"/>
                 </w:rPr>
                 <w:t>Official content</w:t>
               </w:r>
@@ -10201,7 +10169,7 @@
               <w:rPr>
                 <w:rFonts w:ascii="Arial" w:hAnsi="Arial"/>
                 <w:color w:val="25342D"/>
-                <w:sz w:val="15"/>
+                <w:sz w:val="19"/>
               </w:rPr>
               <w:t>Use subject-specific terminology to communicate industrial technology concepts</w:t>
             </w:r>
@@ -10214,7 +10182,7 @@
                   <w:color w:val="17583F"/>
                   <w:b/>
                   <w:rFonts w:ascii="Arial" w:hAnsi="Arial"/>
-                  <w:sz w:val="14"/>
+                  <w:sz w:val="19"/>
                 </w:rPr>
                 <w:t>Official content</w:t>
               </w:r>
@@ -10229,7 +10197,7 @@
                 <w:rFonts w:ascii="Arial" w:hAnsi="Arial"/>
                 <w:b/>
                 <w:color w:val="17583F"/>
-                <w:sz w:val="14"/>
+                <w:sz w:val="19"/>
               </w:rPr>
               <w:t>INT5-COM-01, INT5-IND-01, INT5-ENV-01, INT5-USE-01</w:t>
             </w:r>
@@ -10251,7 +10219,7 @@
                 <w:rFonts w:ascii="Arial" w:hAnsi="Arial"/>
                 <w:b w:val="0"/>
                 <w:color w:val="25342D"/>
-                <w:sz w:val="15"/>
+                <w:sz w:val="19"/>
               </w:rPr>
               <w:t>Named theory/check record — Module 5: Handle and pivot assembly as a functional quality gate; Societal and environmental impact report with…</w:t>
               <w:br/>
@@ -10281,7 +10249,7 @@
                 <w:rFonts w:ascii="Arial" w:hAnsi="Arial"/>
                 <w:b/>
                 <w:color w:val="25342D"/>
-                <w:sz w:val="16"/>
+                <w:sz w:val="19"/>
               </w:rPr>
               <w:t>37</w:t>
             </w:r>
@@ -10303,7 +10271,7 @@
                 <w:rFonts w:ascii="Arial" w:hAnsi="Arial"/>
                 <w:b/>
                 <w:color w:val="25342D"/>
-                <w:sz w:val="16"/>
+                <w:sz w:val="19"/>
               </w:rPr>
               <w:t>Project/folio</w:t>
             </w:r>
@@ -10325,7 +10293,7 @@
                 <w:rFonts w:ascii="Arial" w:hAnsi="Arial"/>
                 <w:b w:val="0"/>
                 <w:color w:val="25342D"/>
-                <w:sz w:val="15"/>
+                <w:sz w:val="19"/>
               </w:rPr>
               <w:t>Module 5: folio and project decisions</w:t>
             </w:r>
@@ -10346,7 +10314,7 @@
               <w:rPr>
                 <w:rFonts w:ascii="Arial" w:hAnsi="Arial"/>
                 <w:color w:val="25342D"/>
-                <w:sz w:val="16"/>
+                <w:sz w:val="19"/>
               </w:rPr>
               <w:t>Apply Module 5 learning to the current approved project. Update the folio with the relevant decision, supporting evidence, quality check and next step.</w:t>
             </w:r>
@@ -10361,7 +10329,7 @@
                   <w:color w:val="17583F"/>
                   <w:b/>
                   <w:rFonts w:ascii="Arial" w:hAnsi="Arial"/>
-                  <w:sz w:val="15"/>
+                  <w:sz w:val="19"/>
                 </w:rPr>
                 <w:t>Project folio: checkpoint 8</w:t>
               </w:r>
@@ -10383,7 +10351,7 @@
               <w:rPr>
                 <w:rFonts w:ascii="Arial" w:hAnsi="Arial"/>
                 <w:color w:val="25342D"/>
-                <w:sz w:val="15"/>
+                <w:sz w:val="19"/>
               </w:rPr>
               <w:t>Create written texts to document, reflect on and evaluate project development, production and management…</w:t>
             </w:r>
@@ -10396,7 +10364,7 @@
                   <w:color w:val="17583F"/>
                   <w:b/>
                   <w:rFonts w:ascii="Arial" w:hAnsi="Arial"/>
-                  <w:sz w:val="14"/>
+                  <w:sz w:val="19"/>
                 </w:rPr>
                 <w:t>Official content</w:t>
               </w:r>
@@ -10411,7 +10379,7 @@
                 <w:rFonts w:ascii="Arial" w:hAnsi="Arial"/>
                 <w:b/>
                 <w:color w:val="17583F"/>
-                <w:sz w:val="14"/>
+                <w:sz w:val="19"/>
               </w:rPr>
               <w:t>INT5-COM-01, INT5-DES-01, INT5-EVL-01</w:t>
             </w:r>
@@ -10433,7 +10401,7 @@
                 <w:rFonts w:ascii="Arial" w:hAnsi="Arial"/>
                 <w:b w:val="0"/>
                 <w:color w:val="25342D"/>
-                <w:sz w:val="15"/>
+                <w:sz w:val="19"/>
               </w:rPr>
               <w:t>Folio checkpoint 8 — Module 5 decision, supporting evidence and teacher feedback</w:t>
               <w:br/>
@@ -10463,7 +10431,7 @@
                 <w:rFonts w:ascii="Arial" w:hAnsi="Arial"/>
                 <w:b/>
                 <w:color w:val="25342D"/>
-                <w:sz w:val="16"/>
+                <w:sz w:val="19"/>
               </w:rPr>
               <w:t>38</w:t>
             </w:r>
@@ -10485,7 +10453,7 @@
                 <w:rFonts w:ascii="Arial" w:hAnsi="Arial"/>
                 <w:b/>
                 <w:color w:val="25342D"/>
-                <w:sz w:val="16"/>
+                <w:sz w:val="19"/>
               </w:rPr>
               <w:t>Practical</w:t>
             </w:r>
@@ -10507,7 +10475,7 @@
                 <w:rFonts w:ascii="Arial" w:hAnsi="Arial"/>
                 <w:b w:val="0"/>
                 <w:color w:val="25342D"/>
-                <w:sz w:val="15"/>
+                <w:sz w:val="19"/>
               </w:rPr>
               <w:t>Module 5: setup and approved stage</w:t>
             </w:r>
@@ -10528,7 +10496,7 @@
               <w:rPr>
                 <w:rFonts w:ascii="Arial" w:hAnsi="Arial"/>
                 <w:color w:val="25342D"/>
-                <w:sz w:val="16"/>
+                <w:sz w:val="19"/>
               </w:rPr>
               <w:t>Confirm the current teacher-issued plan, hazards, controls, setup, permission and quality hold point. Complete only the demonstrated production stage.</w:t>
             </w:r>
@@ -10543,7 +10511,7 @@
                   <w:color w:val="17583F"/>
                   <w:b/>
                   <w:rFonts w:ascii="Arial" w:hAnsi="Arial"/>
-                  <w:sz w:val="15"/>
+                  <w:sz w:val="19"/>
                 </w:rPr>
                 <w:t>Approved project plan and production evidence</w:t>
               </w:r>
@@ -10565,7 +10533,7 @@
               <w:rPr>
                 <w:rFonts w:ascii="Arial" w:hAnsi="Arial"/>
                 <w:color w:val="25342D"/>
-                <w:sz w:val="15"/>
+                <w:sz w:val="19"/>
               </w:rPr>
               <w:t>Demonstrate safe workshop practices and procedures when using materials, tools and equipment in metal projects</w:t>
             </w:r>
@@ -10578,7 +10546,7 @@
                   <w:color w:val="17583F"/>
                   <w:b/>
                   <w:rFonts w:ascii="Arial" w:hAnsi="Arial"/>
-                  <w:sz w:val="14"/>
+                  <w:sz w:val="19"/>
                 </w:rPr>
                 <w:t>Official content</w:t>
               </w:r>
@@ -10593,7 +10561,7 @@
                 <w:rFonts w:ascii="Arial" w:hAnsi="Arial"/>
                 <w:b/>
                 <w:color w:val="17583F"/>
-                <w:sz w:val="14"/>
+                <w:sz w:val="19"/>
               </w:rPr>
               <w:t>INT5-SAF-01, INT5-USE-01, INT5-INP-01, INT5-PRO-01</w:t>
             </w:r>
@@ -10615,7 +10583,7 @@
                 <w:rFonts w:ascii="Arial" w:hAnsi="Arial"/>
                 <w:b w:val="0"/>
                 <w:color w:val="25342D"/>
-                <w:sz w:val="15"/>
+                <w:sz w:val="19"/>
               </w:rPr>
               <w:t>Practical checkpoint 8A — Safe setup, authorised stage and first quality hold point</w:t>
               <w:br/>
@@ -10645,7 +10613,7 @@
                 <w:rFonts w:ascii="Arial" w:hAnsi="Arial"/>
                 <w:b/>
                 <w:color w:val="25342D"/>
-                <w:sz w:val="16"/>
+                <w:sz w:val="19"/>
               </w:rPr>
               <w:t>39</w:t>
             </w:r>
@@ -10667,7 +10635,7 @@
                 <w:rFonts w:ascii="Arial" w:hAnsi="Arial"/>
                 <w:b/>
                 <w:color w:val="25342D"/>
-                <w:sz w:val="16"/>
+                <w:sz w:val="19"/>
               </w:rPr>
               <w:t>Practical</w:t>
             </w:r>
@@ -10689,7 +10657,7 @@
                 <w:rFonts w:ascii="Arial" w:hAnsi="Arial"/>
                 <w:b w:val="0"/>
                 <w:color w:val="25342D"/>
-                <w:sz w:val="15"/>
+                <w:sz w:val="19"/>
               </w:rPr>
               <w:t>Module 5: controlled production</w:t>
             </w:r>
@@ -10710,7 +10678,7 @@
               <w:rPr>
                 <w:rFonts w:ascii="Arial" w:hAnsi="Arial"/>
                 <w:color w:val="25342D"/>
-                <w:sz w:val="16"/>
+                <w:sz w:val="19"/>
               </w:rPr>
               <w:t>Continue the current teacher-approved production stage. Follow the applicable demonstration, SOP and controls; check accuracy, fit, form or surface quality before continuing.</w:t>
             </w:r>
@@ -10725,7 +10693,7 @@
                   <w:color w:val="17583F"/>
                   <w:b/>
                   <w:rFonts w:ascii="Arial" w:hAnsi="Arial"/>
-                  <w:sz w:val="15"/>
+                  <w:sz w:val="19"/>
                 </w:rPr>
                 <w:t>Approved project plan and production evidence</w:t>
               </w:r>
@@ -10747,7 +10715,7 @@
               <w:rPr>
                 <w:rFonts w:ascii="Arial" w:hAnsi="Arial"/>
                 <w:color w:val="25342D"/>
-                <w:sz w:val="15"/>
+                <w:sz w:val="19"/>
               </w:rPr>
               <w:t>Demonstrate safe workshop practices and procedures when using materials, tools and equipment in metal projects</w:t>
             </w:r>
@@ -10760,7 +10728,7 @@
                   <w:color w:val="17583F"/>
                   <w:b/>
                   <w:rFonts w:ascii="Arial" w:hAnsi="Arial"/>
-                  <w:sz w:val="14"/>
+                  <w:sz w:val="19"/>
                 </w:rPr>
                 <w:t>Official content</w:t>
               </w:r>
@@ -10775,7 +10743,7 @@
                 <w:rFonts w:ascii="Arial" w:hAnsi="Arial"/>
                 <w:b/>
                 <w:color w:val="17583F"/>
-                <w:sz w:val="14"/>
+                <w:sz w:val="19"/>
               </w:rPr>
               <w:t>INT5-SAF-01, INT5-USE-01, INT5-INP-01, INT5-PRO-01</w:t>
             </w:r>
@@ -10797,7 +10765,7 @@
                 <w:rFonts w:ascii="Arial" w:hAnsi="Arial"/>
                 <w:b w:val="0"/>
                 <w:color w:val="25342D"/>
-                <w:sz w:val="15"/>
+                <w:sz w:val="19"/>
               </w:rPr>
               <w:t>Practical checkpoint 8B — Teacher observation of controlled process and named quality check</w:t>
               <w:br/>
@@ -10827,7 +10795,7 @@
                 <w:rFonts w:ascii="Arial" w:hAnsi="Arial"/>
                 <w:b/>
                 <w:color w:val="25342D"/>
-                <w:sz w:val="16"/>
+                <w:sz w:val="19"/>
               </w:rPr>
               <w:t>40</w:t>
             </w:r>
@@ -10849,7 +10817,7 @@
                 <w:rFonts w:ascii="Arial" w:hAnsi="Arial"/>
                 <w:b/>
                 <w:color w:val="25342D"/>
-                <w:sz w:val="16"/>
+                <w:sz w:val="19"/>
               </w:rPr>
               <w:t>Practical</w:t>
             </w:r>
@@ -10871,7 +10839,7 @@
                 <w:rFonts w:ascii="Arial" w:hAnsi="Arial"/>
                 <w:b w:val="0"/>
                 <w:color w:val="25342D"/>
-                <w:sz w:val="15"/>
+                <w:sz w:val="19"/>
               </w:rPr>
               <w:t>Module 5: evidence and review</w:t>
             </w:r>
@@ -10892,7 +10860,7 @@
               <w:rPr>
                 <w:rFonts w:ascii="Arial" w:hAnsi="Arial"/>
                 <w:color w:val="25342D"/>
-                <w:sz w:val="16"/>
+                <w:sz w:val="19"/>
               </w:rPr>
               <w:t>Complete the current approved checkpoint. Photograph or otherwise record the result, annotate the quality finding and response, then clean down and store work safely.</w:t>
             </w:r>
@@ -10907,7 +10875,7 @@
                   <w:color w:val="17583F"/>
                   <w:b/>
                   <w:rFonts w:ascii="Arial" w:hAnsi="Arial"/>
-                  <w:sz w:val="15"/>
+                  <w:sz w:val="19"/>
                 </w:rPr>
                 <w:t>Approved project plan and production evidence</w:t>
               </w:r>
@@ -10929,7 +10897,7 @@
               <w:rPr>
                 <w:rFonts w:ascii="Arial" w:hAnsi="Arial"/>
                 <w:color w:val="25342D"/>
-                <w:sz w:val="15"/>
+                <w:sz w:val="19"/>
               </w:rPr>
               <w:t>Demonstrate safe workshop practices and procedures when using materials, tools and equipment in metal projects</w:t>
             </w:r>
@@ -10942,7 +10910,7 @@
                   <w:color w:val="17583F"/>
                   <w:b/>
                   <w:rFonts w:ascii="Arial" w:hAnsi="Arial"/>
-                  <w:sz w:val="14"/>
+                  <w:sz w:val="19"/>
                 </w:rPr>
                 <w:t>Official content</w:t>
               </w:r>
@@ -10957,7 +10925,7 @@
                 <w:rFonts w:ascii="Arial" w:hAnsi="Arial"/>
                 <w:b/>
                 <w:color w:val="17583F"/>
-                <w:sz w:val="14"/>
+                <w:sz w:val="19"/>
               </w:rPr>
               <w:t>INT5-SAF-01, INT5-USE-01, INT5-INP-01, INT5-PRO-01</w:t>
             </w:r>
@@ -10979,7 +10947,7 @@
                 <w:rFonts w:ascii="Arial" w:hAnsi="Arial"/>
                 <w:b w:val="0"/>
                 <w:color w:val="25342D"/>
-                <w:sz w:val="15"/>
+                <w:sz w:val="19"/>
               </w:rPr>
               <w:t>Practical checkpoint 8C — Checkpoint image or record, annotated quality finding and safe clean-down</w:t>
               <w:br/>
